--- a/students/K3242/Nikolaychyk_Valeria/LR_5/отчет 5 лаба бд.docx
+++ b/students/K3242/Nikolaychyk_Valeria/LR_5/отчет 5 лаба бд.docx
@@ -3168,7 +3168,23 @@
           <w:szCs w:val="28"/>
           <w:lang w:val="en-US"/>
         </w:rPr>
-        <w:t xml:space="preserve"> - </w:t>
+        <w:t xml:space="preserve"> </w:t>
+      </w:r>
+      <w:r>
+        <w:rPr>
+          <w:sz w:val="28"/>
+          <w:szCs w:val="28"/>
+          <w:lang w:val="en-US"/>
+        </w:rPr>
+        <w:t>-</w:t>
+      </w:r>
+      <w:r>
+        <w:rPr>
+          <w:sz w:val="28"/>
+          <w:szCs w:val="28"/>
+          <w:lang w:val="en-US"/>
+        </w:rPr>
+        <w:t xml:space="preserve"> </w:t>
       </w:r>
       <w:proofErr w:type="spellStart"/>
       <w:proofErr w:type="gramStart"/>
@@ -8502,7 +8518,6 @@
           <w:bCs/>
           <w:sz w:val="30"/>
           <w:szCs w:val="30"/>
-          <w:lang w:val="en-US"/>
         </w:rPr>
       </w:pPr>
       <w:r>
@@ -8521,7 +8536,6 @@
           <w:bCs/>
           <w:sz w:val="30"/>
           <w:szCs w:val="30"/>
-          <w:lang w:val="en-US"/>
         </w:rPr>
         <w:t xml:space="preserve"> 1 </w:t>
       </w:r>
@@ -8532,43 +8546,244 @@
           <w:sz w:val="30"/>
           <w:szCs w:val="30"/>
         </w:rPr>
-        <w:t>добавления</w:t>
-      </w:r>
-      <w:r>
-        <w:rPr>
-          <w:b/>
-          <w:bCs/>
-          <w:sz w:val="30"/>
-          <w:szCs w:val="30"/>
-          <w:lang w:val="en-US"/>
+        <w:t>информирование о наличии свободных мест</w:t>
+      </w:r>
+    </w:p>
+    <w:p>
+      <w:pPr>
+        <w:rPr>
+          <w:sz w:val="30"/>
+          <w:szCs w:val="30"/>
+          <w:lang w:val="en-US"/>
+        </w:rPr>
+      </w:pPr>
+      <w:r>
+        <w:rPr>
+          <w:sz w:val="30"/>
+          <w:szCs w:val="30"/>
+          <w:lang w:val="en-US"/>
+        </w:rPr>
+        <w:t xml:space="preserve">create or replace procedure </w:t>
+      </w:r>
+      <w:proofErr w:type="spellStart"/>
+      <w:r>
+        <w:rPr>
+          <w:sz w:val="30"/>
+          <w:szCs w:val="30"/>
+          <w:lang w:val="en-US"/>
+        </w:rPr>
+        <w:t>hotel_</w:t>
+      </w:r>
+      <w:proofErr w:type="gramStart"/>
+      <w:r>
+        <w:rPr>
+          <w:sz w:val="30"/>
+          <w:szCs w:val="30"/>
+          <w:lang w:val="en-US"/>
+        </w:rPr>
+        <w:t>schema.free</w:t>
+      </w:r>
+      <w:proofErr w:type="gramEnd"/>
+      <w:r>
+        <w:rPr>
+          <w:sz w:val="30"/>
+          <w:szCs w:val="30"/>
+          <w:lang w:val="en-US"/>
+        </w:rPr>
+        <w:t>_single_rooms_</w:t>
+      </w:r>
+      <w:proofErr w:type="gramStart"/>
+      <w:r>
+        <w:rPr>
+          <w:sz w:val="30"/>
+          <w:szCs w:val="30"/>
+          <w:lang w:val="en-US"/>
+        </w:rPr>
+        <w:t>tomorrow</w:t>
+      </w:r>
+      <w:proofErr w:type="spellEnd"/>
+      <w:r>
+        <w:rPr>
+          <w:sz w:val="30"/>
+          <w:szCs w:val="30"/>
+          <w:lang w:val="en-US"/>
+        </w:rPr>
+        <w:t>(</w:t>
+      </w:r>
+      <w:proofErr w:type="gramEnd"/>
+      <w:r>
+        <w:rPr>
+          <w:sz w:val="30"/>
+          <w:szCs w:val="30"/>
+          <w:lang w:val="en-US"/>
+        </w:rPr>
+        <w:t>)</w:t>
+      </w:r>
+    </w:p>
+    <w:p>
+      <w:pPr>
+        <w:rPr>
+          <w:sz w:val="30"/>
+          <w:szCs w:val="30"/>
+        </w:rPr>
+      </w:pPr>
+      <w:r>
+        <w:rPr>
+          <w:sz w:val="30"/>
+          <w:szCs w:val="30"/>
+          <w:lang w:val="en-US"/>
+        </w:rPr>
+        <w:t>language</w:t>
+      </w:r>
+      <w:r>
+        <w:rPr>
+          <w:sz w:val="30"/>
+          <w:szCs w:val="30"/>
         </w:rPr>
         <w:t xml:space="preserve"> </w:t>
       </w:r>
-      <w:r>
-        <w:rPr>
-          <w:b/>
-          <w:bCs/>
-          <w:sz w:val="30"/>
-          <w:szCs w:val="30"/>
-        </w:rPr>
-        <w:t>бронирования</w:t>
-      </w:r>
-    </w:p>
-    <w:p>
-      <w:pPr>
-        <w:rPr>
-          <w:sz w:val="30"/>
-          <w:szCs w:val="30"/>
-          <w:lang w:val="en-US"/>
-        </w:rPr>
-      </w:pPr>
-      <w:r>
-        <w:rPr>
-          <w:sz w:val="30"/>
-          <w:szCs w:val="30"/>
-          <w:lang w:val="en-US"/>
-        </w:rPr>
-        <w:t xml:space="preserve">create or replace procedure </w:t>
+      <w:proofErr w:type="spellStart"/>
+      <w:r>
+        <w:rPr>
+          <w:sz w:val="30"/>
+          <w:szCs w:val="30"/>
+          <w:lang w:val="en-US"/>
+        </w:rPr>
+        <w:t>plpgsql</w:t>
+      </w:r>
+      <w:proofErr w:type="spellEnd"/>
+    </w:p>
+    <w:p>
+      <w:pPr>
+        <w:rPr>
+          <w:sz w:val="30"/>
+          <w:szCs w:val="30"/>
+        </w:rPr>
+      </w:pPr>
+      <w:r>
+        <w:rPr>
+          <w:sz w:val="30"/>
+          <w:szCs w:val="30"/>
+          <w:lang w:val="en-US"/>
+        </w:rPr>
+        <w:t>as</w:t>
+      </w:r>
+      <w:r>
+        <w:rPr>
+          <w:sz w:val="30"/>
+          <w:szCs w:val="30"/>
+        </w:rPr>
+        <w:t xml:space="preserve"> $$</w:t>
+      </w:r>
+    </w:p>
+    <w:p>
+      <w:pPr>
+        <w:rPr>
+          <w:sz w:val="30"/>
+          <w:szCs w:val="30"/>
+        </w:rPr>
+      </w:pPr>
+      <w:r>
+        <w:rPr>
+          <w:sz w:val="30"/>
+          <w:szCs w:val="30"/>
+          <w:lang w:val="en-US"/>
+        </w:rPr>
+        <w:t>begin</w:t>
+      </w:r>
+    </w:p>
+    <w:p>
+      <w:pPr>
+        <w:rPr>
+          <w:sz w:val="30"/>
+          <w:szCs w:val="30"/>
+        </w:rPr>
+      </w:pPr>
+      <w:r>
+        <w:rPr>
+          <w:sz w:val="30"/>
+          <w:szCs w:val="30"/>
+        </w:rPr>
+        <w:t xml:space="preserve">    </w:t>
+      </w:r>
+      <w:r>
+        <w:rPr>
+          <w:sz w:val="30"/>
+          <w:szCs w:val="30"/>
+          <w:lang w:val="en-US"/>
+        </w:rPr>
+        <w:t>raise</w:t>
+      </w:r>
+      <w:r>
+        <w:rPr>
+          <w:sz w:val="30"/>
+          <w:szCs w:val="30"/>
+        </w:rPr>
+        <w:t xml:space="preserve"> </w:t>
+      </w:r>
+      <w:r>
+        <w:rPr>
+          <w:sz w:val="30"/>
+          <w:szCs w:val="30"/>
+          <w:lang w:val="en-US"/>
+        </w:rPr>
+        <w:t>notice</w:t>
+      </w:r>
+      <w:r>
+        <w:rPr>
+          <w:sz w:val="30"/>
+          <w:szCs w:val="30"/>
+        </w:rPr>
+        <w:t xml:space="preserve"> 'Свободные одноместные номера на завтра:';</w:t>
+      </w:r>
+    </w:p>
+    <w:p>
+      <w:pPr>
+        <w:rPr>
+          <w:sz w:val="30"/>
+          <w:szCs w:val="30"/>
+        </w:rPr>
+      </w:pPr>
+    </w:p>
+    <w:p>
+      <w:pPr>
+        <w:rPr>
+          <w:sz w:val="30"/>
+          <w:szCs w:val="30"/>
+          <w:lang w:val="en-US"/>
+        </w:rPr>
+      </w:pPr>
+      <w:r>
+        <w:rPr>
+          <w:sz w:val="30"/>
+          <w:szCs w:val="30"/>
+        </w:rPr>
+        <w:t xml:space="preserve">    </w:t>
+      </w:r>
+      <w:r>
+        <w:rPr>
+          <w:sz w:val="30"/>
+          <w:szCs w:val="30"/>
+          <w:lang w:val="en-US"/>
+        </w:rPr>
+        <w:t>perform 1</w:t>
+      </w:r>
+    </w:p>
+    <w:p>
+      <w:pPr>
+        <w:rPr>
+          <w:sz w:val="30"/>
+          <w:szCs w:val="30"/>
+          <w:lang w:val="en-US"/>
+        </w:rPr>
+      </w:pPr>
+      <w:r>
+        <w:rPr>
+          <w:sz w:val="30"/>
+          <w:szCs w:val="30"/>
+          <w:lang w:val="en-US"/>
+        </w:rPr>
+        <w:t xml:space="preserve">    from </w:t>
       </w:r>
       <w:proofErr w:type="spellStart"/>
       <w:r>
@@ -8586,8 +8801,9 @@
           <w:szCs w:val="30"/>
           <w:lang w:val="en-US"/>
         </w:rPr>
-        <w:t>schema.free</w:t>
-      </w:r>
+        <w:t>schema.rooms</w:t>
+      </w:r>
+      <w:proofErr w:type="spellEnd"/>
       <w:proofErr w:type="gramEnd"/>
       <w:r>
         <w:rPr>
@@ -8595,7 +8811,33 @@
           <w:szCs w:val="30"/>
           <w:lang w:val="en-US"/>
         </w:rPr>
-        <w:t>_single_rooms_</w:t>
+        <w:t xml:space="preserve"> r</w:t>
+      </w:r>
+    </w:p>
+    <w:p>
+      <w:pPr>
+        <w:rPr>
+          <w:sz w:val="30"/>
+          <w:szCs w:val="30"/>
+          <w:lang w:val="en-US"/>
+        </w:rPr>
+      </w:pPr>
+      <w:r>
+        <w:rPr>
+          <w:sz w:val="30"/>
+          <w:szCs w:val="30"/>
+          <w:lang w:val="en-US"/>
+        </w:rPr>
+        <w:t xml:space="preserve">    join </w:t>
+      </w:r>
+      <w:proofErr w:type="spellStart"/>
+      <w:r>
+        <w:rPr>
+          <w:sz w:val="30"/>
+          <w:szCs w:val="30"/>
+          <w:lang w:val="en-US"/>
+        </w:rPr>
+        <w:t>hotel_</w:t>
       </w:r>
       <w:proofErr w:type="gramStart"/>
       <w:r>
@@ -8604,16 +8846,7 @@
           <w:szCs w:val="30"/>
           <w:lang w:val="en-US"/>
         </w:rPr>
-        <w:t>tomorrow</w:t>
-      </w:r>
-      <w:proofErr w:type="spellEnd"/>
-      <w:r>
-        <w:rPr>
-          <w:sz w:val="30"/>
-          <w:szCs w:val="30"/>
-          <w:lang w:val="en-US"/>
-        </w:rPr>
-        <w:t>(</w:t>
+        <w:t>schema.room</w:t>
       </w:r>
       <w:proofErr w:type="gramEnd"/>
       <w:r>
@@ -8622,173 +8855,200 @@
           <w:szCs w:val="30"/>
           <w:lang w:val="en-US"/>
         </w:rPr>
-        <w:t>)</w:t>
-      </w:r>
-    </w:p>
-    <w:p>
-      <w:pPr>
-        <w:rPr>
-          <w:sz w:val="30"/>
-          <w:szCs w:val="30"/>
-        </w:rPr>
-      </w:pPr>
-      <w:r>
-        <w:rPr>
-          <w:sz w:val="30"/>
-          <w:szCs w:val="30"/>
-          <w:lang w:val="en-US"/>
-        </w:rPr>
-        <w:t>language</w:t>
-      </w:r>
-      <w:r>
-        <w:rPr>
-          <w:sz w:val="30"/>
-          <w:szCs w:val="30"/>
-        </w:rPr>
-        <w:t xml:space="preserve"> </w:t>
-      </w:r>
-      <w:proofErr w:type="spellStart"/>
-      <w:r>
-        <w:rPr>
-          <w:sz w:val="30"/>
-          <w:szCs w:val="30"/>
-          <w:lang w:val="en-US"/>
-        </w:rPr>
-        <w:t>plpgsql</w:t>
-      </w:r>
-      <w:proofErr w:type="spellEnd"/>
-    </w:p>
-    <w:p>
-      <w:pPr>
-        <w:rPr>
-          <w:sz w:val="30"/>
-          <w:szCs w:val="30"/>
-        </w:rPr>
-      </w:pPr>
-      <w:r>
-        <w:rPr>
-          <w:sz w:val="30"/>
-          <w:szCs w:val="30"/>
-          <w:lang w:val="en-US"/>
-        </w:rPr>
-        <w:t>as</w:t>
-      </w:r>
-      <w:r>
-        <w:rPr>
-          <w:sz w:val="30"/>
-          <w:szCs w:val="30"/>
-        </w:rPr>
-        <w:t xml:space="preserve"> $$</w:t>
-      </w:r>
-    </w:p>
-    <w:p>
-      <w:pPr>
-        <w:rPr>
-          <w:sz w:val="30"/>
-          <w:szCs w:val="30"/>
-        </w:rPr>
-      </w:pPr>
-      <w:r>
-        <w:rPr>
-          <w:sz w:val="30"/>
-          <w:szCs w:val="30"/>
-          <w:lang w:val="en-US"/>
-        </w:rPr>
-        <w:t>begin</w:t>
-      </w:r>
-    </w:p>
-    <w:p>
-      <w:pPr>
-        <w:rPr>
-          <w:sz w:val="30"/>
-          <w:szCs w:val="30"/>
-        </w:rPr>
-      </w:pPr>
-      <w:r>
-        <w:rPr>
-          <w:sz w:val="30"/>
-          <w:szCs w:val="30"/>
-        </w:rPr>
-        <w:t xml:space="preserve">    </w:t>
-      </w:r>
-      <w:r>
-        <w:rPr>
-          <w:sz w:val="30"/>
-          <w:szCs w:val="30"/>
-          <w:lang w:val="en-US"/>
-        </w:rPr>
-        <w:t>raise</w:t>
-      </w:r>
-      <w:r>
-        <w:rPr>
-          <w:sz w:val="30"/>
-          <w:szCs w:val="30"/>
-        </w:rPr>
-        <w:t xml:space="preserve"> </w:t>
-      </w:r>
-      <w:r>
-        <w:rPr>
-          <w:sz w:val="30"/>
-          <w:szCs w:val="30"/>
-          <w:lang w:val="en-US"/>
-        </w:rPr>
-        <w:t>notice</w:t>
-      </w:r>
-      <w:r>
-        <w:rPr>
-          <w:sz w:val="30"/>
-          <w:szCs w:val="30"/>
-        </w:rPr>
-        <w:t xml:space="preserve"> 'Свободные одноместные номера на завтра:';</w:t>
-      </w:r>
-    </w:p>
-    <w:p>
-      <w:pPr>
-        <w:rPr>
-          <w:sz w:val="30"/>
-          <w:szCs w:val="30"/>
-        </w:rPr>
-      </w:pPr>
-    </w:p>
-    <w:p>
-      <w:pPr>
-        <w:rPr>
-          <w:sz w:val="30"/>
-          <w:szCs w:val="30"/>
-          <w:lang w:val="en-US"/>
-        </w:rPr>
-      </w:pPr>
-      <w:r>
-        <w:rPr>
-          <w:sz w:val="30"/>
-          <w:szCs w:val="30"/>
-        </w:rPr>
-        <w:t xml:space="preserve">    </w:t>
-      </w:r>
-      <w:r>
-        <w:rPr>
-          <w:sz w:val="30"/>
-          <w:szCs w:val="30"/>
-          <w:lang w:val="en-US"/>
-        </w:rPr>
-        <w:t>perform 1</w:t>
-      </w:r>
-    </w:p>
-    <w:p>
-      <w:pPr>
-        <w:rPr>
-          <w:sz w:val="30"/>
-          <w:szCs w:val="30"/>
-          <w:lang w:val="en-US"/>
-        </w:rPr>
-      </w:pPr>
-      <w:r>
-        <w:rPr>
-          <w:sz w:val="30"/>
-          <w:szCs w:val="30"/>
-          <w:lang w:val="en-US"/>
-        </w:rPr>
-        <w:t xml:space="preserve">    from </w:t>
+        <w:t>_types</w:t>
+      </w:r>
+      <w:proofErr w:type="spellEnd"/>
+      <w:r>
+        <w:rPr>
+          <w:sz w:val="30"/>
+          <w:szCs w:val="30"/>
+          <w:lang w:val="en-US"/>
+        </w:rPr>
+        <w:t xml:space="preserve"> rt on </w:t>
+      </w:r>
+      <w:proofErr w:type="spellStart"/>
+      <w:proofErr w:type="gramStart"/>
+      <w:r>
+        <w:rPr>
+          <w:sz w:val="30"/>
+          <w:szCs w:val="30"/>
+          <w:lang w:val="en-US"/>
+        </w:rPr>
+        <w:t>rt.type</w:t>
+      </w:r>
+      <w:proofErr w:type="gramEnd"/>
+      <w:r>
+        <w:rPr>
+          <w:sz w:val="30"/>
+          <w:szCs w:val="30"/>
+          <w:lang w:val="en-US"/>
+        </w:rPr>
+        <w:t>_id</w:t>
+      </w:r>
+      <w:proofErr w:type="spellEnd"/>
+      <w:r>
+        <w:rPr>
+          <w:sz w:val="30"/>
+          <w:szCs w:val="30"/>
+          <w:lang w:val="en-US"/>
+        </w:rPr>
+        <w:t xml:space="preserve"> = </w:t>
+      </w:r>
+      <w:proofErr w:type="spellStart"/>
+      <w:proofErr w:type="gramStart"/>
+      <w:r>
+        <w:rPr>
+          <w:sz w:val="30"/>
+          <w:szCs w:val="30"/>
+          <w:lang w:val="en-US"/>
+        </w:rPr>
+        <w:t>r.type</w:t>
+      </w:r>
+      <w:proofErr w:type="gramEnd"/>
+      <w:r>
+        <w:rPr>
+          <w:sz w:val="30"/>
+          <w:szCs w:val="30"/>
+          <w:lang w:val="en-US"/>
+        </w:rPr>
+        <w:t>_id</w:t>
+      </w:r>
+      <w:proofErr w:type="spellEnd"/>
+    </w:p>
+    <w:p>
+      <w:pPr>
+        <w:rPr>
+          <w:sz w:val="30"/>
+          <w:szCs w:val="30"/>
+          <w:lang w:val="en-US"/>
+        </w:rPr>
+      </w:pPr>
+      <w:r>
+        <w:rPr>
+          <w:sz w:val="30"/>
+          <w:szCs w:val="30"/>
+          <w:lang w:val="en-US"/>
+        </w:rPr>
+        <w:t xml:space="preserve">    where </w:t>
+      </w:r>
+      <w:proofErr w:type="spellStart"/>
+      <w:proofErr w:type="gramStart"/>
+      <w:r>
+        <w:rPr>
+          <w:sz w:val="30"/>
+          <w:szCs w:val="30"/>
+          <w:lang w:val="en-US"/>
+        </w:rPr>
+        <w:t>rt.persons</w:t>
+      </w:r>
+      <w:proofErr w:type="spellEnd"/>
+      <w:proofErr w:type="gramEnd"/>
+      <w:r>
+        <w:rPr>
+          <w:sz w:val="30"/>
+          <w:szCs w:val="30"/>
+          <w:lang w:val="en-US"/>
+        </w:rPr>
+        <w:t xml:space="preserve"> = 1</w:t>
+      </w:r>
+    </w:p>
+    <w:p>
+      <w:pPr>
+        <w:rPr>
+          <w:sz w:val="30"/>
+          <w:szCs w:val="30"/>
+          <w:lang w:val="en-US"/>
+        </w:rPr>
+      </w:pPr>
+      <w:r>
+        <w:rPr>
+          <w:sz w:val="30"/>
+          <w:szCs w:val="30"/>
+          <w:lang w:val="en-US"/>
+        </w:rPr>
+        <w:t xml:space="preserve">      and </w:t>
+      </w:r>
+      <w:proofErr w:type="spellStart"/>
+      <w:proofErr w:type="gramStart"/>
+      <w:r>
+        <w:rPr>
+          <w:sz w:val="30"/>
+          <w:szCs w:val="30"/>
+          <w:lang w:val="en-US"/>
+        </w:rPr>
+        <w:t>r.room</w:t>
+      </w:r>
+      <w:proofErr w:type="gramEnd"/>
+      <w:r>
+        <w:rPr>
+          <w:sz w:val="30"/>
+          <w:szCs w:val="30"/>
+          <w:lang w:val="en-US"/>
+        </w:rPr>
+        <w:t>_id</w:t>
+      </w:r>
+      <w:proofErr w:type="spellEnd"/>
+      <w:r>
+        <w:rPr>
+          <w:sz w:val="30"/>
+          <w:szCs w:val="30"/>
+          <w:lang w:val="en-US"/>
+        </w:rPr>
+        <w:t xml:space="preserve"> not in (</w:t>
+      </w:r>
+    </w:p>
+    <w:p>
+      <w:pPr>
+        <w:rPr>
+          <w:sz w:val="30"/>
+          <w:szCs w:val="30"/>
+          <w:lang w:val="en-US"/>
+        </w:rPr>
+      </w:pPr>
+      <w:r>
+        <w:rPr>
+          <w:sz w:val="30"/>
+          <w:szCs w:val="30"/>
+          <w:lang w:val="en-US"/>
+        </w:rPr>
+        <w:t xml:space="preserve">        select </w:t>
+      </w:r>
+      <w:proofErr w:type="spellStart"/>
+      <w:proofErr w:type="gramStart"/>
+      <w:r>
+        <w:rPr>
+          <w:sz w:val="30"/>
+          <w:szCs w:val="30"/>
+          <w:lang w:val="en-US"/>
+        </w:rPr>
+        <w:t>b.room</w:t>
+      </w:r>
+      <w:proofErr w:type="gramEnd"/>
+      <w:r>
+        <w:rPr>
+          <w:sz w:val="30"/>
+          <w:szCs w:val="30"/>
+          <w:lang w:val="en-US"/>
+        </w:rPr>
+        <w:t>_id</w:t>
+      </w:r>
+      <w:proofErr w:type="spellEnd"/>
+    </w:p>
+    <w:p>
+      <w:pPr>
+        <w:rPr>
+          <w:sz w:val="30"/>
+          <w:szCs w:val="30"/>
+          <w:lang w:val="en-US"/>
+        </w:rPr>
+      </w:pPr>
+      <w:r>
+        <w:rPr>
+          <w:sz w:val="30"/>
+          <w:szCs w:val="30"/>
+          <w:lang w:val="en-US"/>
+        </w:rPr>
+        <w:t xml:space="preserve">        from </w:t>
       </w:r>
       <w:proofErr w:type="spellStart"/>
       <w:r>
@@ -8806,7 +9066,7 @@
           <w:szCs w:val="30"/>
           <w:lang w:val="en-US"/>
         </w:rPr>
-        <w:t>schema.rooms</w:t>
+        <w:t>schema.bookings</w:t>
       </w:r>
       <w:proofErr w:type="spellEnd"/>
       <w:proofErr w:type="gramEnd"/>
@@ -8816,34 +9076,26 @@
           <w:szCs w:val="30"/>
           <w:lang w:val="en-US"/>
         </w:rPr>
-        <w:t xml:space="preserve"> r</w:t>
-      </w:r>
-    </w:p>
-    <w:p>
-      <w:pPr>
-        <w:rPr>
-          <w:sz w:val="30"/>
-          <w:szCs w:val="30"/>
-          <w:lang w:val="en-US"/>
-        </w:rPr>
-      </w:pPr>
-      <w:r>
-        <w:rPr>
-          <w:sz w:val="30"/>
-          <w:szCs w:val="30"/>
-          <w:lang w:val="en-US"/>
-        </w:rPr>
-        <w:t xml:space="preserve">    join </w:t>
-      </w:r>
-      <w:proofErr w:type="spellStart"/>
-      <w:r>
-        <w:rPr>
-          <w:sz w:val="30"/>
-          <w:szCs w:val="30"/>
-          <w:lang w:val="en-US"/>
-        </w:rPr>
-        <w:t>hotel_</w:t>
-      </w:r>
+        <w:t xml:space="preserve"> b</w:t>
+      </w:r>
+    </w:p>
+    <w:p>
+      <w:pPr>
+        <w:rPr>
+          <w:sz w:val="30"/>
+          <w:szCs w:val="30"/>
+          <w:lang w:val="en-US"/>
+        </w:rPr>
+      </w:pPr>
+      <w:r>
+        <w:rPr>
+          <w:sz w:val="30"/>
+          <w:szCs w:val="30"/>
+          <w:lang w:val="en-US"/>
+        </w:rPr>
+        <w:t xml:space="preserve">        where </w:t>
+      </w:r>
+      <w:proofErr w:type="spellStart"/>
       <w:proofErr w:type="gramStart"/>
       <w:r>
         <w:rPr>
@@ -8851,7 +9103,7 @@
           <w:szCs w:val="30"/>
           <w:lang w:val="en-US"/>
         </w:rPr>
-        <w:t>schema.room</w:t>
+        <w:t>b.check</w:t>
       </w:r>
       <w:proofErr w:type="gramEnd"/>
       <w:r>
@@ -8860,16 +9112,51 @@
           <w:szCs w:val="30"/>
           <w:lang w:val="en-US"/>
         </w:rPr>
-        <w:t>_types</w:t>
-      </w:r>
-      <w:proofErr w:type="spellEnd"/>
-      <w:r>
-        <w:rPr>
-          <w:sz w:val="30"/>
-          <w:szCs w:val="30"/>
-          <w:lang w:val="en-US"/>
-        </w:rPr>
-        <w:t xml:space="preserve"> rt on </w:t>
+        <w:t>_in</w:t>
+      </w:r>
+      <w:proofErr w:type="spellEnd"/>
+      <w:r>
+        <w:rPr>
+          <w:sz w:val="30"/>
+          <w:szCs w:val="30"/>
+          <w:lang w:val="en-US"/>
+        </w:rPr>
+        <w:t xml:space="preserve"> &lt;= </w:t>
+      </w:r>
+      <w:proofErr w:type="spellStart"/>
+      <w:r>
+        <w:rPr>
+          <w:sz w:val="30"/>
+          <w:szCs w:val="30"/>
+          <w:lang w:val="en-US"/>
+        </w:rPr>
+        <w:t>current_date</w:t>
+      </w:r>
+      <w:proofErr w:type="spellEnd"/>
+      <w:r>
+        <w:rPr>
+          <w:sz w:val="30"/>
+          <w:szCs w:val="30"/>
+          <w:lang w:val="en-US"/>
+        </w:rPr>
+        <w:t xml:space="preserve"> + 1</w:t>
+      </w:r>
+    </w:p>
+    <w:p>
+      <w:pPr>
+        <w:rPr>
+          <w:sz w:val="30"/>
+          <w:szCs w:val="30"/>
+          <w:lang w:val="en-US"/>
+        </w:rPr>
+      </w:pPr>
+      <w:r>
+        <w:rPr>
+          <w:sz w:val="30"/>
+          <w:szCs w:val="30"/>
+          <w:lang w:val="en-US"/>
+        </w:rPr>
+        <w:t xml:space="preserve">          and </w:t>
       </w:r>
       <w:proofErr w:type="spellStart"/>
       <w:proofErr w:type="gramStart"/>
@@ -8879,7 +9166,7 @@
           <w:szCs w:val="30"/>
           <w:lang w:val="en-US"/>
         </w:rPr>
-        <w:t>rt.type</w:t>
+        <w:t>b.check</w:t>
       </w:r>
       <w:proofErr w:type="gramEnd"/>
       <w:r>
@@ -8888,16 +9175,51 @@
           <w:szCs w:val="30"/>
           <w:lang w:val="en-US"/>
         </w:rPr>
-        <w:t>_id</w:t>
-      </w:r>
-      <w:proofErr w:type="spellEnd"/>
-      <w:r>
-        <w:rPr>
-          <w:sz w:val="30"/>
-          <w:szCs w:val="30"/>
-          <w:lang w:val="en-US"/>
-        </w:rPr>
-        <w:t xml:space="preserve"> = </w:t>
+        <w:t>_out</w:t>
+      </w:r>
+      <w:proofErr w:type="spellEnd"/>
+      <w:r>
+        <w:rPr>
+          <w:sz w:val="30"/>
+          <w:szCs w:val="30"/>
+          <w:lang w:val="en-US"/>
+        </w:rPr>
+        <w:t xml:space="preserve"> &gt; </w:t>
+      </w:r>
+      <w:proofErr w:type="spellStart"/>
+      <w:r>
+        <w:rPr>
+          <w:sz w:val="30"/>
+          <w:szCs w:val="30"/>
+          <w:lang w:val="en-US"/>
+        </w:rPr>
+        <w:t>current_date</w:t>
+      </w:r>
+      <w:proofErr w:type="spellEnd"/>
+      <w:r>
+        <w:rPr>
+          <w:sz w:val="30"/>
+          <w:szCs w:val="30"/>
+          <w:lang w:val="en-US"/>
+        </w:rPr>
+        <w:t xml:space="preserve"> + 1</w:t>
+      </w:r>
+    </w:p>
+    <w:p>
+      <w:pPr>
+        <w:rPr>
+          <w:sz w:val="30"/>
+          <w:szCs w:val="30"/>
+          <w:lang w:val="en-US"/>
+        </w:rPr>
+      </w:pPr>
+      <w:r>
+        <w:rPr>
+          <w:sz w:val="30"/>
+          <w:szCs w:val="30"/>
+          <w:lang w:val="en-US"/>
+        </w:rPr>
+        <w:t xml:space="preserve">          and </w:t>
       </w:r>
       <w:proofErr w:type="spellStart"/>
       <w:proofErr w:type="gramStart"/>
@@ -8907,8 +9229,9 @@
           <w:szCs w:val="30"/>
           <w:lang w:val="en-US"/>
         </w:rPr>
-        <w:t>r.type</w:t>
-      </w:r>
+        <w:t>b.status</w:t>
+      </w:r>
+      <w:proofErr w:type="spellEnd"/>
       <w:proofErr w:type="gramEnd"/>
       <w:r>
         <w:rPr>
@@ -8916,27 +9239,58 @@
           <w:szCs w:val="30"/>
           <w:lang w:val="en-US"/>
         </w:rPr>
-        <w:t>_id</w:t>
-      </w:r>
-      <w:proofErr w:type="spellEnd"/>
-    </w:p>
-    <w:p>
-      <w:pPr>
-        <w:rPr>
-          <w:sz w:val="30"/>
-          <w:szCs w:val="30"/>
-          <w:lang w:val="en-US"/>
-        </w:rPr>
-      </w:pPr>
-      <w:r>
-        <w:rPr>
-          <w:sz w:val="30"/>
-          <w:szCs w:val="30"/>
-          <w:lang w:val="en-US"/>
-        </w:rPr>
-        <w:t xml:space="preserve">    where </w:t>
-      </w:r>
-      <w:proofErr w:type="spellStart"/>
+        <w:t xml:space="preserve"> = 'active'</w:t>
+      </w:r>
+    </w:p>
+    <w:p>
+      <w:pPr>
+        <w:rPr>
+          <w:sz w:val="30"/>
+          <w:szCs w:val="30"/>
+          <w:lang w:val="en-US"/>
+        </w:rPr>
+      </w:pPr>
+      <w:r>
+        <w:rPr>
+          <w:sz w:val="30"/>
+          <w:szCs w:val="30"/>
+          <w:lang w:val="en-US"/>
+        </w:rPr>
+        <w:t xml:space="preserve">      );</w:t>
+      </w:r>
+    </w:p>
+    <w:p>
+      <w:pPr>
+        <w:rPr>
+          <w:sz w:val="30"/>
+          <w:szCs w:val="30"/>
+          <w:lang w:val="en-US"/>
+        </w:rPr>
+      </w:pPr>
+      <w:r>
+        <w:rPr>
+          <w:sz w:val="30"/>
+          <w:szCs w:val="30"/>
+          <w:lang w:val="en-US"/>
+        </w:rPr>
+        <w:t>end;</w:t>
+      </w:r>
+    </w:p>
+    <w:p>
+      <w:pPr>
+        <w:rPr>
+          <w:sz w:val="30"/>
+          <w:szCs w:val="30"/>
+        </w:rPr>
+      </w:pPr>
+      <w:r>
+        <w:rPr>
+          <w:sz w:val="30"/>
+          <w:szCs w:val="30"/>
+          <w:lang w:val="en-US"/>
+        </w:rPr>
+        <w:t>$</w:t>
+      </w:r>
       <w:proofErr w:type="gramStart"/>
       <w:r>
         <w:rPr>
@@ -8944,379 +9298,20 @@
           <w:szCs w:val="30"/>
           <w:lang w:val="en-US"/>
         </w:rPr>
-        <w:t>rt.persons</w:t>
-      </w:r>
-      <w:proofErr w:type="spellEnd"/>
+        <w:t>$;</w:t>
+      </w:r>
+      <w:r>
+        <w:rPr>
+          <w:sz w:val="30"/>
+          <w:szCs w:val="30"/>
+        </w:rPr>
+        <w:t>Проверка</w:t>
+      </w:r>
       <w:proofErr w:type="gramEnd"/>
       <w:r>
         <w:rPr>
           <w:sz w:val="30"/>
           <w:szCs w:val="30"/>
-          <w:lang w:val="en-US"/>
-        </w:rPr>
-        <w:t xml:space="preserve"> = 1</w:t>
-      </w:r>
-    </w:p>
-    <w:p>
-      <w:pPr>
-        <w:rPr>
-          <w:sz w:val="30"/>
-          <w:szCs w:val="30"/>
-          <w:lang w:val="en-US"/>
-        </w:rPr>
-      </w:pPr>
-      <w:r>
-        <w:rPr>
-          <w:sz w:val="30"/>
-          <w:szCs w:val="30"/>
-          <w:lang w:val="en-US"/>
-        </w:rPr>
-        <w:t xml:space="preserve">      and </w:t>
-      </w:r>
-      <w:proofErr w:type="spellStart"/>
-      <w:proofErr w:type="gramStart"/>
-      <w:r>
-        <w:rPr>
-          <w:sz w:val="30"/>
-          <w:szCs w:val="30"/>
-          <w:lang w:val="en-US"/>
-        </w:rPr>
-        <w:t>r.room</w:t>
-      </w:r>
-      <w:proofErr w:type="gramEnd"/>
-      <w:r>
-        <w:rPr>
-          <w:sz w:val="30"/>
-          <w:szCs w:val="30"/>
-          <w:lang w:val="en-US"/>
-        </w:rPr>
-        <w:t>_id</w:t>
-      </w:r>
-      <w:proofErr w:type="spellEnd"/>
-      <w:r>
-        <w:rPr>
-          <w:sz w:val="30"/>
-          <w:szCs w:val="30"/>
-          <w:lang w:val="en-US"/>
-        </w:rPr>
-        <w:t xml:space="preserve"> not in (</w:t>
-      </w:r>
-    </w:p>
-    <w:p>
-      <w:pPr>
-        <w:rPr>
-          <w:sz w:val="30"/>
-          <w:szCs w:val="30"/>
-          <w:lang w:val="en-US"/>
-        </w:rPr>
-      </w:pPr>
-      <w:r>
-        <w:rPr>
-          <w:sz w:val="30"/>
-          <w:szCs w:val="30"/>
-          <w:lang w:val="en-US"/>
-        </w:rPr>
-        <w:t xml:space="preserve">        select </w:t>
-      </w:r>
-      <w:proofErr w:type="spellStart"/>
-      <w:proofErr w:type="gramStart"/>
-      <w:r>
-        <w:rPr>
-          <w:sz w:val="30"/>
-          <w:szCs w:val="30"/>
-          <w:lang w:val="en-US"/>
-        </w:rPr>
-        <w:t>b.room</w:t>
-      </w:r>
-      <w:proofErr w:type="gramEnd"/>
-      <w:r>
-        <w:rPr>
-          <w:sz w:val="30"/>
-          <w:szCs w:val="30"/>
-          <w:lang w:val="en-US"/>
-        </w:rPr>
-        <w:t>_id</w:t>
-      </w:r>
-      <w:proofErr w:type="spellEnd"/>
-    </w:p>
-    <w:p>
-      <w:pPr>
-        <w:rPr>
-          <w:sz w:val="30"/>
-          <w:szCs w:val="30"/>
-          <w:lang w:val="en-US"/>
-        </w:rPr>
-      </w:pPr>
-      <w:r>
-        <w:rPr>
-          <w:sz w:val="30"/>
-          <w:szCs w:val="30"/>
-          <w:lang w:val="en-US"/>
-        </w:rPr>
-        <w:t xml:space="preserve">        from </w:t>
-      </w:r>
-      <w:proofErr w:type="spellStart"/>
-      <w:r>
-        <w:rPr>
-          <w:sz w:val="30"/>
-          <w:szCs w:val="30"/>
-          <w:lang w:val="en-US"/>
-        </w:rPr>
-        <w:t>hotel_</w:t>
-      </w:r>
-      <w:proofErr w:type="gramStart"/>
-      <w:r>
-        <w:rPr>
-          <w:sz w:val="30"/>
-          <w:szCs w:val="30"/>
-          <w:lang w:val="en-US"/>
-        </w:rPr>
-        <w:t>schema.bookings</w:t>
-      </w:r>
-      <w:proofErr w:type="spellEnd"/>
-      <w:proofErr w:type="gramEnd"/>
-      <w:r>
-        <w:rPr>
-          <w:sz w:val="30"/>
-          <w:szCs w:val="30"/>
-          <w:lang w:val="en-US"/>
-        </w:rPr>
-        <w:t xml:space="preserve"> b</w:t>
-      </w:r>
-    </w:p>
-    <w:p>
-      <w:pPr>
-        <w:rPr>
-          <w:sz w:val="30"/>
-          <w:szCs w:val="30"/>
-          <w:lang w:val="en-US"/>
-        </w:rPr>
-      </w:pPr>
-      <w:r>
-        <w:rPr>
-          <w:sz w:val="30"/>
-          <w:szCs w:val="30"/>
-          <w:lang w:val="en-US"/>
-        </w:rPr>
-        <w:t xml:space="preserve">        where </w:t>
-      </w:r>
-      <w:proofErr w:type="spellStart"/>
-      <w:proofErr w:type="gramStart"/>
-      <w:r>
-        <w:rPr>
-          <w:sz w:val="30"/>
-          <w:szCs w:val="30"/>
-          <w:lang w:val="en-US"/>
-        </w:rPr>
-        <w:t>b.check</w:t>
-      </w:r>
-      <w:proofErr w:type="gramEnd"/>
-      <w:r>
-        <w:rPr>
-          <w:sz w:val="30"/>
-          <w:szCs w:val="30"/>
-          <w:lang w:val="en-US"/>
-        </w:rPr>
-        <w:t>_in</w:t>
-      </w:r>
-      <w:proofErr w:type="spellEnd"/>
-      <w:r>
-        <w:rPr>
-          <w:sz w:val="30"/>
-          <w:szCs w:val="30"/>
-          <w:lang w:val="en-US"/>
-        </w:rPr>
-        <w:t xml:space="preserve"> &lt;= </w:t>
-      </w:r>
-      <w:proofErr w:type="spellStart"/>
-      <w:r>
-        <w:rPr>
-          <w:sz w:val="30"/>
-          <w:szCs w:val="30"/>
-          <w:lang w:val="en-US"/>
-        </w:rPr>
-        <w:t>current_date</w:t>
-      </w:r>
-      <w:proofErr w:type="spellEnd"/>
-      <w:r>
-        <w:rPr>
-          <w:sz w:val="30"/>
-          <w:szCs w:val="30"/>
-          <w:lang w:val="en-US"/>
-        </w:rPr>
-        <w:t xml:space="preserve"> + 1</w:t>
-      </w:r>
-    </w:p>
-    <w:p>
-      <w:pPr>
-        <w:rPr>
-          <w:sz w:val="30"/>
-          <w:szCs w:val="30"/>
-          <w:lang w:val="en-US"/>
-        </w:rPr>
-      </w:pPr>
-      <w:r>
-        <w:rPr>
-          <w:sz w:val="30"/>
-          <w:szCs w:val="30"/>
-          <w:lang w:val="en-US"/>
-        </w:rPr>
-        <w:t xml:space="preserve">          and </w:t>
-      </w:r>
-      <w:proofErr w:type="spellStart"/>
-      <w:proofErr w:type="gramStart"/>
-      <w:r>
-        <w:rPr>
-          <w:sz w:val="30"/>
-          <w:szCs w:val="30"/>
-          <w:lang w:val="en-US"/>
-        </w:rPr>
-        <w:t>b.check</w:t>
-      </w:r>
-      <w:proofErr w:type="gramEnd"/>
-      <w:r>
-        <w:rPr>
-          <w:sz w:val="30"/>
-          <w:szCs w:val="30"/>
-          <w:lang w:val="en-US"/>
-        </w:rPr>
-        <w:t>_out</w:t>
-      </w:r>
-      <w:proofErr w:type="spellEnd"/>
-      <w:r>
-        <w:rPr>
-          <w:sz w:val="30"/>
-          <w:szCs w:val="30"/>
-          <w:lang w:val="en-US"/>
-        </w:rPr>
-        <w:t xml:space="preserve"> &gt; </w:t>
-      </w:r>
-      <w:proofErr w:type="spellStart"/>
-      <w:r>
-        <w:rPr>
-          <w:sz w:val="30"/>
-          <w:szCs w:val="30"/>
-          <w:lang w:val="en-US"/>
-        </w:rPr>
-        <w:t>current_date</w:t>
-      </w:r>
-      <w:proofErr w:type="spellEnd"/>
-      <w:r>
-        <w:rPr>
-          <w:sz w:val="30"/>
-          <w:szCs w:val="30"/>
-          <w:lang w:val="en-US"/>
-        </w:rPr>
-        <w:t xml:space="preserve"> + 1</w:t>
-      </w:r>
-    </w:p>
-    <w:p>
-      <w:pPr>
-        <w:rPr>
-          <w:sz w:val="30"/>
-          <w:szCs w:val="30"/>
-          <w:lang w:val="en-US"/>
-        </w:rPr>
-      </w:pPr>
-      <w:r>
-        <w:rPr>
-          <w:sz w:val="30"/>
-          <w:szCs w:val="30"/>
-          <w:lang w:val="en-US"/>
-        </w:rPr>
-        <w:t xml:space="preserve">          and </w:t>
-      </w:r>
-      <w:proofErr w:type="spellStart"/>
-      <w:proofErr w:type="gramStart"/>
-      <w:r>
-        <w:rPr>
-          <w:sz w:val="30"/>
-          <w:szCs w:val="30"/>
-          <w:lang w:val="en-US"/>
-        </w:rPr>
-        <w:t>b.status</w:t>
-      </w:r>
-      <w:proofErr w:type="spellEnd"/>
-      <w:proofErr w:type="gramEnd"/>
-      <w:r>
-        <w:rPr>
-          <w:sz w:val="30"/>
-          <w:szCs w:val="30"/>
-          <w:lang w:val="en-US"/>
-        </w:rPr>
-        <w:t xml:space="preserve"> = 'active'</w:t>
-      </w:r>
-    </w:p>
-    <w:p>
-      <w:pPr>
-        <w:rPr>
-          <w:sz w:val="30"/>
-          <w:szCs w:val="30"/>
-          <w:lang w:val="en-US"/>
-        </w:rPr>
-      </w:pPr>
-      <w:r>
-        <w:rPr>
-          <w:sz w:val="30"/>
-          <w:szCs w:val="30"/>
-          <w:lang w:val="en-US"/>
-        </w:rPr>
-        <w:t xml:space="preserve">      );</w:t>
-      </w:r>
-    </w:p>
-    <w:p>
-      <w:pPr>
-        <w:rPr>
-          <w:sz w:val="30"/>
-          <w:szCs w:val="30"/>
-          <w:lang w:val="en-US"/>
-        </w:rPr>
-      </w:pPr>
-      <w:r>
-        <w:rPr>
-          <w:sz w:val="30"/>
-          <w:szCs w:val="30"/>
-          <w:lang w:val="en-US"/>
-        </w:rPr>
-        <w:t>end;</w:t>
-      </w:r>
-    </w:p>
-    <w:p>
-      <w:pPr>
-        <w:rPr>
-          <w:sz w:val="30"/>
-          <w:szCs w:val="30"/>
-        </w:rPr>
-      </w:pPr>
-      <w:r>
-        <w:rPr>
-          <w:sz w:val="30"/>
-          <w:szCs w:val="30"/>
-          <w:lang w:val="en-US"/>
-        </w:rPr>
-        <w:t>$</w:t>
-      </w:r>
-      <w:proofErr w:type="gramStart"/>
-      <w:r>
-        <w:rPr>
-          <w:sz w:val="30"/>
-          <w:szCs w:val="30"/>
-          <w:lang w:val="en-US"/>
-        </w:rPr>
-        <w:t>$;</w:t>
-      </w:r>
-      <w:r>
-        <w:rPr>
-          <w:sz w:val="30"/>
-          <w:szCs w:val="30"/>
-        </w:rPr>
-        <w:t>Проверка</w:t>
-      </w:r>
-      <w:proofErr w:type="gramEnd"/>
-      <w:r>
-        <w:rPr>
-          <w:sz w:val="30"/>
-          <w:szCs w:val="30"/>
         </w:rPr>
         <w:t>:</w:t>
       </w:r>
@@ -9330,6 +9325,7 @@
       </w:pPr>
       <w:r>
         <w:rPr>
+          <w:noProof/>
           <w:sz w:val="30"/>
           <w:szCs w:val="30"/>
         </w:rPr>
@@ -9404,7 +9400,6 @@
           <w:bCs/>
           <w:sz w:val="30"/>
           <w:szCs w:val="30"/>
-          <w:lang w:val="en-US"/>
         </w:rPr>
       </w:pPr>
       <w:r>
@@ -9423,7 +9418,6 @@
           <w:bCs/>
           <w:sz w:val="30"/>
           <w:szCs w:val="30"/>
-          <w:lang w:val="en-US"/>
         </w:rPr>
         <w:t xml:space="preserve"> 2 </w:t>
       </w:r>
@@ -9434,981 +9428,963 @@
           <w:sz w:val="30"/>
           <w:szCs w:val="30"/>
         </w:rPr>
-        <w:t>отмены</w:t>
-      </w:r>
-      <w:r>
+        <w:t>поиск одноместных номеров на завтра</w:t>
+      </w:r>
+    </w:p>
+    <w:p>
+      <w:pPr>
+        <w:rPr>
+          <w:sz w:val="30"/>
+          <w:szCs w:val="30"/>
+          <w:lang w:val="en-US"/>
+        </w:rPr>
+      </w:pPr>
+      <w:r>
+        <w:rPr>
+          <w:sz w:val="30"/>
+          <w:szCs w:val="30"/>
+          <w:lang w:val="en-US"/>
+        </w:rPr>
+        <w:t xml:space="preserve">create or replace procedure </w:t>
+      </w:r>
+      <w:proofErr w:type="spellStart"/>
+      <w:r>
+        <w:rPr>
+          <w:sz w:val="30"/>
+          <w:szCs w:val="30"/>
+          <w:lang w:val="en-US"/>
+        </w:rPr>
+        <w:t>hotel_</w:t>
+      </w:r>
+      <w:proofErr w:type="gramStart"/>
+      <w:r>
+        <w:rPr>
+          <w:sz w:val="30"/>
+          <w:szCs w:val="30"/>
+          <w:lang w:val="en-US"/>
+        </w:rPr>
+        <w:t>schema.free</w:t>
+      </w:r>
+      <w:proofErr w:type="gramEnd"/>
+      <w:r>
+        <w:rPr>
+          <w:sz w:val="30"/>
+          <w:szCs w:val="30"/>
+          <w:lang w:val="en-US"/>
+        </w:rPr>
+        <w:t>_single_rooms_</w:t>
+      </w:r>
+      <w:proofErr w:type="gramStart"/>
+      <w:r>
+        <w:rPr>
+          <w:sz w:val="30"/>
+          <w:szCs w:val="30"/>
+          <w:lang w:val="en-US"/>
+        </w:rPr>
+        <w:t>tomorrow</w:t>
+      </w:r>
+      <w:proofErr w:type="spellEnd"/>
+      <w:r>
+        <w:rPr>
+          <w:sz w:val="30"/>
+          <w:szCs w:val="30"/>
+          <w:lang w:val="en-US"/>
+        </w:rPr>
+        <w:t>(</w:t>
+      </w:r>
+      <w:proofErr w:type="gramEnd"/>
+      <w:r>
+        <w:rPr>
+          <w:sz w:val="30"/>
+          <w:szCs w:val="30"/>
+          <w:lang w:val="en-US"/>
+        </w:rPr>
+        <w:t>)</w:t>
+      </w:r>
+    </w:p>
+    <w:p>
+      <w:pPr>
+        <w:rPr>
+          <w:sz w:val="30"/>
+          <w:szCs w:val="30"/>
+          <w:lang w:val="en-US"/>
+        </w:rPr>
+      </w:pPr>
+      <w:r>
+        <w:rPr>
+          <w:sz w:val="30"/>
+          <w:szCs w:val="30"/>
+          <w:lang w:val="en-US"/>
+        </w:rPr>
+        <w:t xml:space="preserve">language </w:t>
+      </w:r>
+      <w:proofErr w:type="spellStart"/>
+      <w:r>
+        <w:rPr>
+          <w:sz w:val="30"/>
+          <w:szCs w:val="30"/>
+          <w:lang w:val="en-US"/>
+        </w:rPr>
+        <w:t>plpgsqlas</w:t>
+      </w:r>
+      <w:proofErr w:type="spellEnd"/>
+      <w:r>
+        <w:rPr>
+          <w:sz w:val="30"/>
+          <w:szCs w:val="30"/>
+          <w:lang w:val="en-US"/>
+        </w:rPr>
+        <w:t xml:space="preserve"> $$</w:t>
+      </w:r>
+    </w:p>
+    <w:p>
+      <w:pPr>
+        <w:rPr>
+          <w:sz w:val="30"/>
+          <w:szCs w:val="30"/>
+          <w:lang w:val="en-US"/>
+        </w:rPr>
+      </w:pPr>
+      <w:r>
+        <w:rPr>
+          <w:sz w:val="30"/>
+          <w:szCs w:val="30"/>
+          <w:lang w:val="en-US"/>
+        </w:rPr>
+        <w:t>declare</w:t>
+      </w:r>
+    </w:p>
+    <w:p>
+      <w:pPr>
+        <w:rPr>
+          <w:sz w:val="30"/>
+          <w:szCs w:val="30"/>
+          <w:lang w:val="en-US"/>
+        </w:rPr>
+      </w:pPr>
+      <w:r>
+        <w:rPr>
+          <w:sz w:val="30"/>
+          <w:szCs w:val="30"/>
+          <w:lang w:val="en-US"/>
+        </w:rPr>
+        <w:t xml:space="preserve">    </w:t>
+      </w:r>
+      <w:proofErr w:type="spellStart"/>
+      <w:r>
+        <w:rPr>
+          <w:sz w:val="30"/>
+          <w:szCs w:val="30"/>
+          <w:lang w:val="en-US"/>
+        </w:rPr>
+        <w:t>r_id</w:t>
+      </w:r>
+      <w:proofErr w:type="spellEnd"/>
+      <w:r>
+        <w:rPr>
+          <w:sz w:val="30"/>
+          <w:szCs w:val="30"/>
+          <w:lang w:val="en-US"/>
+        </w:rPr>
+        <w:t xml:space="preserve"> int;</w:t>
+      </w:r>
+    </w:p>
+    <w:p>
+      <w:pPr>
+        <w:rPr>
+          <w:sz w:val="30"/>
+          <w:szCs w:val="30"/>
+        </w:rPr>
+      </w:pPr>
+      <w:r>
+        <w:rPr>
+          <w:sz w:val="30"/>
+          <w:szCs w:val="30"/>
+          <w:lang w:val="en-US"/>
+        </w:rPr>
+        <w:t>begin</w:t>
+      </w:r>
+    </w:p>
+    <w:p>
+      <w:pPr>
+        <w:rPr>
+          <w:sz w:val="30"/>
+          <w:szCs w:val="30"/>
+        </w:rPr>
+      </w:pPr>
+      <w:r>
+        <w:rPr>
+          <w:sz w:val="30"/>
+          <w:szCs w:val="30"/>
+        </w:rPr>
+        <w:t xml:space="preserve">    </w:t>
+      </w:r>
+      <w:r>
+        <w:rPr>
+          <w:sz w:val="30"/>
+          <w:szCs w:val="30"/>
+          <w:lang w:val="en-US"/>
+        </w:rPr>
+        <w:t>raise</w:t>
+      </w:r>
+      <w:r>
+        <w:rPr>
+          <w:sz w:val="30"/>
+          <w:szCs w:val="30"/>
+        </w:rPr>
+        <w:t xml:space="preserve"> </w:t>
+      </w:r>
+      <w:r>
+        <w:rPr>
+          <w:sz w:val="30"/>
+          <w:szCs w:val="30"/>
+          <w:lang w:val="en-US"/>
+        </w:rPr>
+        <w:t>notice</w:t>
+      </w:r>
+      <w:r>
+        <w:rPr>
+          <w:sz w:val="30"/>
+          <w:szCs w:val="30"/>
+        </w:rPr>
+        <w:t xml:space="preserve"> 'Свободные одноместные номера на завтра:';</w:t>
+      </w:r>
+    </w:p>
+    <w:p>
+      <w:pPr>
+        <w:rPr>
+          <w:sz w:val="30"/>
+          <w:szCs w:val="30"/>
+        </w:rPr>
+      </w:pPr>
+    </w:p>
+    <w:p>
+      <w:pPr>
+        <w:rPr>
+          <w:sz w:val="30"/>
+          <w:szCs w:val="30"/>
+          <w:lang w:val="en-US"/>
+        </w:rPr>
+      </w:pPr>
+      <w:r>
+        <w:rPr>
+          <w:sz w:val="30"/>
+          <w:szCs w:val="30"/>
+        </w:rPr>
+        <w:t xml:space="preserve">    </w:t>
+      </w:r>
+      <w:r>
+        <w:rPr>
+          <w:sz w:val="30"/>
+          <w:szCs w:val="30"/>
+          <w:lang w:val="en-US"/>
+        </w:rPr>
+        <w:t xml:space="preserve">for </w:t>
+      </w:r>
+      <w:proofErr w:type="spellStart"/>
+      <w:r>
+        <w:rPr>
+          <w:sz w:val="30"/>
+          <w:szCs w:val="30"/>
+          <w:lang w:val="en-US"/>
+        </w:rPr>
+        <w:t>r_id</w:t>
+      </w:r>
+      <w:proofErr w:type="spellEnd"/>
+      <w:r>
+        <w:rPr>
+          <w:sz w:val="30"/>
+          <w:szCs w:val="30"/>
+          <w:lang w:val="en-US"/>
+        </w:rPr>
+        <w:t xml:space="preserve"> in</w:t>
+      </w:r>
+    </w:p>
+    <w:p>
+      <w:pPr>
+        <w:rPr>
+          <w:sz w:val="30"/>
+          <w:szCs w:val="30"/>
+          <w:lang w:val="en-US"/>
+        </w:rPr>
+      </w:pPr>
+      <w:r>
+        <w:rPr>
+          <w:sz w:val="30"/>
+          <w:szCs w:val="30"/>
+          <w:lang w:val="en-US"/>
+        </w:rPr>
+        <w:t xml:space="preserve">        select </w:t>
+      </w:r>
+      <w:proofErr w:type="spellStart"/>
+      <w:proofErr w:type="gramStart"/>
+      <w:r>
+        <w:rPr>
+          <w:sz w:val="30"/>
+          <w:szCs w:val="30"/>
+          <w:lang w:val="en-US"/>
+        </w:rPr>
+        <w:t>r.room</w:t>
+      </w:r>
+      <w:proofErr w:type="gramEnd"/>
+      <w:r>
+        <w:rPr>
+          <w:sz w:val="30"/>
+          <w:szCs w:val="30"/>
+          <w:lang w:val="en-US"/>
+        </w:rPr>
+        <w:t>_id</w:t>
+      </w:r>
+      <w:proofErr w:type="spellEnd"/>
+    </w:p>
+    <w:p>
+      <w:pPr>
+        <w:rPr>
+          <w:sz w:val="30"/>
+          <w:szCs w:val="30"/>
+          <w:lang w:val="en-US"/>
+        </w:rPr>
+      </w:pPr>
+      <w:r>
+        <w:rPr>
+          <w:sz w:val="30"/>
+          <w:szCs w:val="30"/>
+          <w:lang w:val="en-US"/>
+        </w:rPr>
+        <w:t xml:space="preserve">        from </w:t>
+      </w:r>
+      <w:proofErr w:type="spellStart"/>
+      <w:r>
+        <w:rPr>
+          <w:sz w:val="30"/>
+          <w:szCs w:val="30"/>
+          <w:lang w:val="en-US"/>
+        </w:rPr>
+        <w:t>hotel_</w:t>
+      </w:r>
+      <w:proofErr w:type="gramStart"/>
+      <w:r>
+        <w:rPr>
+          <w:sz w:val="30"/>
+          <w:szCs w:val="30"/>
+          <w:lang w:val="en-US"/>
+        </w:rPr>
+        <w:t>schema.rooms</w:t>
+      </w:r>
+      <w:proofErr w:type="spellEnd"/>
+      <w:proofErr w:type="gramEnd"/>
+      <w:r>
+        <w:rPr>
+          <w:sz w:val="30"/>
+          <w:szCs w:val="30"/>
+          <w:lang w:val="en-US"/>
+        </w:rPr>
+        <w:t xml:space="preserve"> r</w:t>
+      </w:r>
+    </w:p>
+    <w:p>
+      <w:pPr>
+        <w:rPr>
+          <w:sz w:val="30"/>
+          <w:szCs w:val="30"/>
+          <w:lang w:val="en-US"/>
+        </w:rPr>
+      </w:pPr>
+      <w:r>
+        <w:rPr>
+          <w:sz w:val="30"/>
+          <w:szCs w:val="30"/>
+          <w:lang w:val="en-US"/>
+        </w:rPr>
+        <w:t xml:space="preserve">        join </w:t>
+      </w:r>
+      <w:proofErr w:type="spellStart"/>
+      <w:r>
+        <w:rPr>
+          <w:sz w:val="30"/>
+          <w:szCs w:val="30"/>
+          <w:lang w:val="en-US"/>
+        </w:rPr>
+        <w:t>hotel_</w:t>
+      </w:r>
+      <w:proofErr w:type="gramStart"/>
+      <w:r>
+        <w:rPr>
+          <w:sz w:val="30"/>
+          <w:szCs w:val="30"/>
+          <w:lang w:val="en-US"/>
+        </w:rPr>
+        <w:t>schema.room</w:t>
+      </w:r>
+      <w:proofErr w:type="gramEnd"/>
+      <w:r>
+        <w:rPr>
+          <w:sz w:val="30"/>
+          <w:szCs w:val="30"/>
+          <w:lang w:val="en-US"/>
+        </w:rPr>
+        <w:t>_types</w:t>
+      </w:r>
+      <w:proofErr w:type="spellEnd"/>
+      <w:r>
+        <w:rPr>
+          <w:sz w:val="30"/>
+          <w:szCs w:val="30"/>
+          <w:lang w:val="en-US"/>
+        </w:rPr>
+        <w:t xml:space="preserve"> rt on </w:t>
+      </w:r>
+      <w:proofErr w:type="spellStart"/>
+      <w:proofErr w:type="gramStart"/>
+      <w:r>
+        <w:rPr>
+          <w:sz w:val="30"/>
+          <w:szCs w:val="30"/>
+          <w:lang w:val="en-US"/>
+        </w:rPr>
+        <w:t>rt.type</w:t>
+      </w:r>
+      <w:proofErr w:type="gramEnd"/>
+      <w:r>
+        <w:rPr>
+          <w:sz w:val="30"/>
+          <w:szCs w:val="30"/>
+          <w:lang w:val="en-US"/>
+        </w:rPr>
+        <w:t>_id</w:t>
+      </w:r>
+      <w:proofErr w:type="spellEnd"/>
+      <w:r>
+        <w:rPr>
+          <w:sz w:val="30"/>
+          <w:szCs w:val="30"/>
+          <w:lang w:val="en-US"/>
+        </w:rPr>
+        <w:t xml:space="preserve"> = </w:t>
+      </w:r>
+      <w:proofErr w:type="spellStart"/>
+      <w:proofErr w:type="gramStart"/>
+      <w:r>
+        <w:rPr>
+          <w:sz w:val="30"/>
+          <w:szCs w:val="30"/>
+          <w:lang w:val="en-US"/>
+        </w:rPr>
+        <w:t>r.type</w:t>
+      </w:r>
+      <w:proofErr w:type="gramEnd"/>
+      <w:r>
+        <w:rPr>
+          <w:sz w:val="30"/>
+          <w:szCs w:val="30"/>
+          <w:lang w:val="en-US"/>
+        </w:rPr>
+        <w:t>_id</w:t>
+      </w:r>
+      <w:proofErr w:type="spellEnd"/>
+    </w:p>
+    <w:p>
+      <w:pPr>
+        <w:rPr>
+          <w:sz w:val="30"/>
+          <w:szCs w:val="30"/>
+          <w:lang w:val="en-US"/>
+        </w:rPr>
+      </w:pPr>
+      <w:r>
+        <w:rPr>
+          <w:sz w:val="30"/>
+          <w:szCs w:val="30"/>
+          <w:lang w:val="en-US"/>
+        </w:rPr>
+        <w:t xml:space="preserve">        where </w:t>
+      </w:r>
+      <w:proofErr w:type="spellStart"/>
+      <w:proofErr w:type="gramStart"/>
+      <w:r>
+        <w:rPr>
+          <w:sz w:val="30"/>
+          <w:szCs w:val="30"/>
+          <w:lang w:val="en-US"/>
+        </w:rPr>
+        <w:t>rt.number</w:t>
+      </w:r>
+      <w:proofErr w:type="gramEnd"/>
+      <w:r>
+        <w:rPr>
+          <w:sz w:val="30"/>
+          <w:szCs w:val="30"/>
+          <w:lang w:val="en-US"/>
+        </w:rPr>
+        <w:t>_of_seats</w:t>
+      </w:r>
+      <w:proofErr w:type="spellEnd"/>
+      <w:r>
+        <w:rPr>
+          <w:sz w:val="30"/>
+          <w:szCs w:val="30"/>
+          <w:lang w:val="en-US"/>
+        </w:rPr>
+        <w:t xml:space="preserve"> = 1</w:t>
+      </w:r>
+    </w:p>
+    <w:p>
+      <w:pPr>
+        <w:rPr>
+          <w:sz w:val="30"/>
+          <w:szCs w:val="30"/>
+          <w:lang w:val="en-US"/>
+        </w:rPr>
+      </w:pPr>
+      <w:r>
+        <w:rPr>
+          <w:sz w:val="30"/>
+          <w:szCs w:val="30"/>
+          <w:lang w:val="en-US"/>
+        </w:rPr>
+        <w:t xml:space="preserve">          and </w:t>
+      </w:r>
+      <w:proofErr w:type="spellStart"/>
+      <w:proofErr w:type="gramStart"/>
+      <w:r>
+        <w:rPr>
+          <w:sz w:val="30"/>
+          <w:szCs w:val="30"/>
+          <w:lang w:val="en-US"/>
+        </w:rPr>
+        <w:t>r.room</w:t>
+      </w:r>
+      <w:proofErr w:type="gramEnd"/>
+      <w:r>
+        <w:rPr>
+          <w:sz w:val="30"/>
+          <w:szCs w:val="30"/>
+          <w:lang w:val="en-US"/>
+        </w:rPr>
+        <w:t>_id</w:t>
+      </w:r>
+      <w:proofErr w:type="spellEnd"/>
+      <w:r>
+        <w:rPr>
+          <w:sz w:val="30"/>
+          <w:szCs w:val="30"/>
+          <w:lang w:val="en-US"/>
+        </w:rPr>
+        <w:t xml:space="preserve"> not in (</w:t>
+      </w:r>
+    </w:p>
+    <w:p>
+      <w:pPr>
+        <w:rPr>
+          <w:sz w:val="30"/>
+          <w:szCs w:val="30"/>
+          <w:lang w:val="en-US"/>
+        </w:rPr>
+      </w:pPr>
+      <w:r>
+        <w:rPr>
+          <w:sz w:val="30"/>
+          <w:szCs w:val="30"/>
+          <w:lang w:val="en-US"/>
+        </w:rPr>
+        <w:t xml:space="preserve">            select </w:t>
+      </w:r>
+      <w:proofErr w:type="spellStart"/>
+      <w:proofErr w:type="gramStart"/>
+      <w:r>
+        <w:rPr>
+          <w:sz w:val="30"/>
+          <w:szCs w:val="30"/>
+          <w:lang w:val="en-US"/>
+        </w:rPr>
+        <w:t>b.room</w:t>
+      </w:r>
+      <w:proofErr w:type="gramEnd"/>
+      <w:r>
+        <w:rPr>
+          <w:sz w:val="30"/>
+          <w:szCs w:val="30"/>
+          <w:lang w:val="en-US"/>
+        </w:rPr>
+        <w:t>_id</w:t>
+      </w:r>
+      <w:proofErr w:type="spellEnd"/>
+    </w:p>
+    <w:p>
+      <w:pPr>
+        <w:rPr>
+          <w:sz w:val="30"/>
+          <w:szCs w:val="30"/>
+          <w:lang w:val="en-US"/>
+        </w:rPr>
+      </w:pPr>
+      <w:r>
+        <w:rPr>
+          <w:sz w:val="30"/>
+          <w:szCs w:val="30"/>
+          <w:lang w:val="en-US"/>
+        </w:rPr>
+        <w:t xml:space="preserve">            from </w:t>
+      </w:r>
+      <w:proofErr w:type="spellStart"/>
+      <w:r>
+        <w:rPr>
+          <w:sz w:val="30"/>
+          <w:szCs w:val="30"/>
+          <w:lang w:val="en-US"/>
+        </w:rPr>
+        <w:t>hotel_</w:t>
+      </w:r>
+      <w:proofErr w:type="gramStart"/>
+      <w:r>
+        <w:rPr>
+          <w:sz w:val="30"/>
+          <w:szCs w:val="30"/>
+          <w:lang w:val="en-US"/>
+        </w:rPr>
+        <w:t>schema.bookings</w:t>
+      </w:r>
+      <w:proofErr w:type="spellEnd"/>
+      <w:proofErr w:type="gramEnd"/>
+      <w:r>
+        <w:rPr>
+          <w:sz w:val="30"/>
+          <w:szCs w:val="30"/>
+          <w:lang w:val="en-US"/>
+        </w:rPr>
+        <w:t xml:space="preserve"> b</w:t>
+      </w:r>
+    </w:p>
+    <w:p>
+      <w:pPr>
+        <w:rPr>
+          <w:sz w:val="30"/>
+          <w:szCs w:val="30"/>
+          <w:lang w:val="en-US"/>
+        </w:rPr>
+      </w:pPr>
+      <w:r>
+        <w:rPr>
+          <w:sz w:val="30"/>
+          <w:szCs w:val="30"/>
+          <w:lang w:val="en-US"/>
+        </w:rPr>
+        <w:t xml:space="preserve">            where </w:t>
+      </w:r>
+      <w:proofErr w:type="spellStart"/>
+      <w:proofErr w:type="gramStart"/>
+      <w:r>
+        <w:rPr>
+          <w:sz w:val="30"/>
+          <w:szCs w:val="30"/>
+          <w:lang w:val="en-US"/>
+        </w:rPr>
+        <w:t>b.check</w:t>
+      </w:r>
+      <w:proofErr w:type="gramEnd"/>
+      <w:r>
+        <w:rPr>
+          <w:sz w:val="30"/>
+          <w:szCs w:val="30"/>
+          <w:lang w:val="en-US"/>
+        </w:rPr>
+        <w:t>_in</w:t>
+      </w:r>
+      <w:proofErr w:type="spellEnd"/>
+      <w:r>
+        <w:rPr>
+          <w:sz w:val="30"/>
+          <w:szCs w:val="30"/>
+          <w:lang w:val="en-US"/>
+        </w:rPr>
+        <w:t xml:space="preserve"> &lt;= </w:t>
+      </w:r>
+      <w:proofErr w:type="spellStart"/>
+      <w:r>
+        <w:rPr>
+          <w:sz w:val="30"/>
+          <w:szCs w:val="30"/>
+          <w:lang w:val="en-US"/>
+        </w:rPr>
+        <w:t>current_date</w:t>
+      </w:r>
+      <w:proofErr w:type="spellEnd"/>
+      <w:r>
+        <w:rPr>
+          <w:sz w:val="30"/>
+          <w:szCs w:val="30"/>
+          <w:lang w:val="en-US"/>
+        </w:rPr>
+        <w:t xml:space="preserve"> + 1</w:t>
+      </w:r>
+    </w:p>
+    <w:p>
+      <w:pPr>
+        <w:rPr>
+          <w:sz w:val="30"/>
+          <w:szCs w:val="30"/>
+          <w:lang w:val="en-US"/>
+        </w:rPr>
+      </w:pPr>
+      <w:r>
+        <w:rPr>
+          <w:sz w:val="30"/>
+          <w:szCs w:val="30"/>
+          <w:lang w:val="en-US"/>
+        </w:rPr>
+        <w:t xml:space="preserve">              and </w:t>
+      </w:r>
+      <w:proofErr w:type="spellStart"/>
+      <w:proofErr w:type="gramStart"/>
+      <w:r>
+        <w:rPr>
+          <w:sz w:val="30"/>
+          <w:szCs w:val="30"/>
+          <w:lang w:val="en-US"/>
+        </w:rPr>
+        <w:t>b.check</w:t>
+      </w:r>
+      <w:proofErr w:type="gramEnd"/>
+      <w:r>
+        <w:rPr>
+          <w:sz w:val="30"/>
+          <w:szCs w:val="30"/>
+          <w:lang w:val="en-US"/>
+        </w:rPr>
+        <w:t>_out</w:t>
+      </w:r>
+      <w:proofErr w:type="spellEnd"/>
+      <w:r>
+        <w:rPr>
+          <w:sz w:val="30"/>
+          <w:szCs w:val="30"/>
+          <w:lang w:val="en-US"/>
+        </w:rPr>
+        <w:t xml:space="preserve"> &gt; </w:t>
+      </w:r>
+      <w:proofErr w:type="spellStart"/>
+      <w:r>
+        <w:rPr>
+          <w:sz w:val="30"/>
+          <w:szCs w:val="30"/>
+          <w:lang w:val="en-US"/>
+        </w:rPr>
+        <w:t>current_date</w:t>
+      </w:r>
+      <w:proofErr w:type="spellEnd"/>
+      <w:r>
+        <w:rPr>
+          <w:sz w:val="30"/>
+          <w:szCs w:val="30"/>
+          <w:lang w:val="en-US"/>
+        </w:rPr>
+        <w:t xml:space="preserve"> + 1</w:t>
+      </w:r>
+    </w:p>
+    <w:p>
+      <w:pPr>
+        <w:rPr>
+          <w:sz w:val="30"/>
+          <w:szCs w:val="30"/>
+          <w:lang w:val="en-US"/>
+        </w:rPr>
+      </w:pPr>
+      <w:r>
+        <w:rPr>
+          <w:sz w:val="30"/>
+          <w:szCs w:val="30"/>
+          <w:lang w:val="en-US"/>
+        </w:rPr>
+        <w:t xml:space="preserve">              and </w:t>
+      </w:r>
+      <w:proofErr w:type="spellStart"/>
+      <w:proofErr w:type="gramStart"/>
+      <w:r>
+        <w:rPr>
+          <w:sz w:val="30"/>
+          <w:szCs w:val="30"/>
+          <w:lang w:val="en-US"/>
+        </w:rPr>
+        <w:t>b.status</w:t>
+      </w:r>
+      <w:proofErr w:type="spellEnd"/>
+      <w:proofErr w:type="gramEnd"/>
+      <w:r>
+        <w:rPr>
+          <w:sz w:val="30"/>
+          <w:szCs w:val="30"/>
+          <w:lang w:val="en-US"/>
+        </w:rPr>
+        <w:t xml:space="preserve"> = 'active'</w:t>
+      </w:r>
+    </w:p>
+    <w:p>
+      <w:pPr>
+        <w:rPr>
+          <w:sz w:val="30"/>
+          <w:szCs w:val="30"/>
+          <w:lang w:val="en-US"/>
+        </w:rPr>
+      </w:pPr>
+      <w:r>
+        <w:rPr>
+          <w:sz w:val="30"/>
+          <w:szCs w:val="30"/>
+          <w:lang w:val="en-US"/>
+        </w:rPr>
+        <w:t xml:space="preserve">          )</w:t>
+      </w:r>
+    </w:p>
+    <w:p>
+      <w:pPr>
+        <w:rPr>
+          <w:sz w:val="30"/>
+          <w:szCs w:val="30"/>
+          <w:lang w:val="en-US"/>
+        </w:rPr>
+      </w:pPr>
+      <w:r>
+        <w:rPr>
+          <w:sz w:val="30"/>
+          <w:szCs w:val="30"/>
+          <w:lang w:val="en-US"/>
+        </w:rPr>
+        <w:t xml:space="preserve">    loop</w:t>
+      </w:r>
+    </w:p>
+    <w:p>
+      <w:pPr>
+        <w:rPr>
+          <w:sz w:val="30"/>
+          <w:szCs w:val="30"/>
+          <w:lang w:val="en-US"/>
+        </w:rPr>
+      </w:pPr>
+      <w:r>
+        <w:rPr>
+          <w:sz w:val="30"/>
+          <w:szCs w:val="30"/>
+          <w:lang w:val="en-US"/>
+        </w:rPr>
+        <w:t xml:space="preserve">        raise notice '</w:t>
+      </w:r>
+      <w:proofErr w:type="spellStart"/>
+      <w:r>
+        <w:rPr>
+          <w:sz w:val="30"/>
+          <w:szCs w:val="30"/>
+          <w:lang w:val="en-US"/>
+        </w:rPr>
+        <w:t>room_id</w:t>
+      </w:r>
+      <w:proofErr w:type="spellEnd"/>
+      <w:r>
+        <w:rPr>
+          <w:sz w:val="30"/>
+          <w:szCs w:val="30"/>
+          <w:lang w:val="en-US"/>
+        </w:rPr>
+        <w:t xml:space="preserve"> = %', </w:t>
+      </w:r>
+      <w:proofErr w:type="spellStart"/>
+      <w:r>
+        <w:rPr>
+          <w:sz w:val="30"/>
+          <w:szCs w:val="30"/>
+          <w:lang w:val="en-US"/>
+        </w:rPr>
+        <w:t>r_id</w:t>
+      </w:r>
+      <w:proofErr w:type="spellEnd"/>
+      <w:r>
+        <w:rPr>
+          <w:sz w:val="30"/>
+          <w:szCs w:val="30"/>
+          <w:lang w:val="en-US"/>
+        </w:rPr>
+        <w:t>;</w:t>
+      </w:r>
+    </w:p>
+    <w:p>
+      <w:pPr>
+        <w:rPr>
+          <w:sz w:val="30"/>
+          <w:szCs w:val="30"/>
+          <w:lang w:val="en-US"/>
+        </w:rPr>
+      </w:pPr>
+      <w:r>
+        <w:rPr>
+          <w:sz w:val="30"/>
+          <w:szCs w:val="30"/>
+          <w:lang w:val="en-US"/>
+        </w:rPr>
+        <w:t xml:space="preserve">    end loop;</w:t>
+      </w:r>
+    </w:p>
+    <w:p>
+      <w:pPr>
+        <w:rPr>
+          <w:sz w:val="30"/>
+          <w:szCs w:val="30"/>
+          <w:lang w:val="en-US"/>
+        </w:rPr>
+      </w:pPr>
+      <w:r>
+        <w:rPr>
+          <w:sz w:val="30"/>
+          <w:szCs w:val="30"/>
+          <w:lang w:val="en-US"/>
+        </w:rPr>
+        <w:t>end;</w:t>
+      </w:r>
+    </w:p>
+    <w:p>
+      <w:pPr>
+        <w:rPr>
+          <w:sz w:val="30"/>
+          <w:szCs w:val="30"/>
+        </w:rPr>
+      </w:pPr>
+      <w:r>
+        <w:rPr>
+          <w:sz w:val="30"/>
+          <w:szCs w:val="30"/>
+          <w:lang w:val="en-US"/>
+        </w:rPr>
+        <w:t>$$;</w:t>
+      </w:r>
+    </w:p>
+    <w:p>
+      <w:pPr>
+        <w:rPr>
+          <w:sz w:val="30"/>
+          <w:szCs w:val="30"/>
+          <w:lang w:val="en-US"/>
+        </w:rPr>
+      </w:pPr>
+      <w:r>
+        <w:rPr>
+          <w:sz w:val="30"/>
+          <w:szCs w:val="30"/>
+        </w:rPr>
+        <w:t>Проверка</w:t>
+      </w:r>
+    </w:p>
+    <w:p>
+      <w:pPr>
         <w:rPr>
           <w:b/>
           <w:bCs/>
           <w:sz w:val="30"/>
           <w:szCs w:val="30"/>
-          <w:lang w:val="en-US"/>
-        </w:rPr>
-        <w:t xml:space="preserve"> </w:t>
-      </w:r>
+        </w:rPr>
+      </w:pPr>
       <w:r>
         <w:rPr>
           <w:b/>
           <w:bCs/>
-          <w:sz w:val="30"/>
-          <w:szCs w:val="30"/>
-        </w:rPr>
-        <w:t>бронирования</w:t>
-      </w:r>
-    </w:p>
-    <w:p>
-      <w:pPr>
-        <w:rPr>
-          <w:sz w:val="30"/>
-          <w:szCs w:val="30"/>
-          <w:lang w:val="en-US"/>
-        </w:rPr>
-      </w:pPr>
-      <w:r>
-        <w:rPr>
-          <w:sz w:val="30"/>
-          <w:szCs w:val="30"/>
-          <w:lang w:val="en-US"/>
-        </w:rPr>
-        <w:t xml:space="preserve">create or replace procedure </w:t>
-      </w:r>
-      <w:proofErr w:type="spellStart"/>
-      <w:r>
-        <w:rPr>
-          <w:sz w:val="30"/>
-          <w:szCs w:val="30"/>
-          <w:lang w:val="en-US"/>
-        </w:rPr>
-        <w:t>hotel_</w:t>
-      </w:r>
-      <w:proofErr w:type="gramStart"/>
-      <w:r>
-        <w:rPr>
-          <w:sz w:val="30"/>
-          <w:szCs w:val="30"/>
-          <w:lang w:val="en-US"/>
-        </w:rPr>
-        <w:t>schema.free</w:t>
-      </w:r>
-      <w:proofErr w:type="gramEnd"/>
-      <w:r>
-        <w:rPr>
-          <w:sz w:val="30"/>
-          <w:szCs w:val="30"/>
-          <w:lang w:val="en-US"/>
-        </w:rPr>
-        <w:t>_single_rooms_</w:t>
-      </w:r>
-      <w:proofErr w:type="gramStart"/>
-      <w:r>
-        <w:rPr>
-          <w:sz w:val="30"/>
-          <w:szCs w:val="30"/>
-          <w:lang w:val="en-US"/>
-        </w:rPr>
-        <w:t>tomorrow</w:t>
-      </w:r>
-      <w:proofErr w:type="spellEnd"/>
-      <w:r>
-        <w:rPr>
-          <w:sz w:val="30"/>
-          <w:szCs w:val="30"/>
-          <w:lang w:val="en-US"/>
-        </w:rPr>
-        <w:t>(</w:t>
-      </w:r>
-      <w:proofErr w:type="gramEnd"/>
-      <w:r>
-        <w:rPr>
-          <w:sz w:val="30"/>
-          <w:szCs w:val="30"/>
-          <w:lang w:val="en-US"/>
-        </w:rPr>
-        <w:t>)</w:t>
-      </w:r>
-    </w:p>
-    <w:p>
-      <w:pPr>
-        <w:rPr>
-          <w:sz w:val="30"/>
-          <w:szCs w:val="30"/>
-          <w:lang w:val="en-US"/>
-        </w:rPr>
-      </w:pPr>
-      <w:r>
-        <w:rPr>
-          <w:sz w:val="30"/>
-          <w:szCs w:val="30"/>
-          <w:lang w:val="en-US"/>
-        </w:rPr>
-        <w:t xml:space="preserve">language </w:t>
-      </w:r>
-      <w:proofErr w:type="spellStart"/>
-      <w:r>
-        <w:rPr>
-          <w:sz w:val="30"/>
-          <w:szCs w:val="30"/>
-          <w:lang w:val="en-US"/>
-        </w:rPr>
-        <w:t>plpgsqlas</w:t>
-      </w:r>
-      <w:proofErr w:type="spellEnd"/>
-      <w:r>
-        <w:rPr>
-          <w:sz w:val="30"/>
-          <w:szCs w:val="30"/>
-          <w:lang w:val="en-US"/>
-        </w:rPr>
-        <w:t xml:space="preserve"> $$</w:t>
-      </w:r>
-    </w:p>
-    <w:p>
-      <w:pPr>
-        <w:rPr>
-          <w:sz w:val="30"/>
-          <w:szCs w:val="30"/>
-          <w:lang w:val="en-US"/>
-        </w:rPr>
-      </w:pPr>
-      <w:r>
-        <w:rPr>
-          <w:sz w:val="30"/>
-          <w:szCs w:val="30"/>
-          <w:lang w:val="en-US"/>
-        </w:rPr>
-        <w:t>declare</w:t>
-      </w:r>
-    </w:p>
-    <w:p>
-      <w:pPr>
-        <w:rPr>
-          <w:sz w:val="30"/>
-          <w:szCs w:val="30"/>
-          <w:lang w:val="en-US"/>
-        </w:rPr>
-      </w:pPr>
-      <w:r>
-        <w:rPr>
-          <w:sz w:val="30"/>
-          <w:szCs w:val="30"/>
-          <w:lang w:val="en-US"/>
-        </w:rPr>
-        <w:t xml:space="preserve">    </w:t>
-      </w:r>
-      <w:proofErr w:type="spellStart"/>
-      <w:r>
-        <w:rPr>
-          <w:sz w:val="30"/>
-          <w:szCs w:val="30"/>
-          <w:lang w:val="en-US"/>
-        </w:rPr>
-        <w:t>r_id</w:t>
-      </w:r>
-      <w:proofErr w:type="spellEnd"/>
-      <w:r>
-        <w:rPr>
-          <w:sz w:val="30"/>
-          <w:szCs w:val="30"/>
-          <w:lang w:val="en-US"/>
-        </w:rPr>
-        <w:t xml:space="preserve"> int;</w:t>
-      </w:r>
-    </w:p>
-    <w:p>
-      <w:pPr>
-        <w:rPr>
-          <w:sz w:val="30"/>
-          <w:szCs w:val="30"/>
-        </w:rPr>
-      </w:pPr>
-      <w:r>
-        <w:rPr>
-          <w:sz w:val="30"/>
-          <w:szCs w:val="30"/>
-          <w:lang w:val="en-US"/>
-        </w:rPr>
-        <w:t>begin</w:t>
-      </w:r>
-    </w:p>
-    <w:p>
-      <w:pPr>
-        <w:rPr>
-          <w:sz w:val="30"/>
-          <w:szCs w:val="30"/>
-        </w:rPr>
-      </w:pPr>
-      <w:r>
-        <w:rPr>
-          <w:sz w:val="30"/>
-          <w:szCs w:val="30"/>
-        </w:rPr>
-        <w:t xml:space="preserve">    </w:t>
-      </w:r>
-      <w:r>
-        <w:rPr>
-          <w:sz w:val="30"/>
-          <w:szCs w:val="30"/>
-          <w:lang w:val="en-US"/>
-        </w:rPr>
-        <w:t>raise</w:t>
-      </w:r>
-      <w:r>
-        <w:rPr>
-          <w:sz w:val="30"/>
-          <w:szCs w:val="30"/>
-        </w:rPr>
-        <w:t xml:space="preserve"> </w:t>
-      </w:r>
-      <w:r>
-        <w:rPr>
-          <w:sz w:val="30"/>
-          <w:szCs w:val="30"/>
-          <w:lang w:val="en-US"/>
-        </w:rPr>
-        <w:t>notice</w:t>
-      </w:r>
-      <w:r>
-        <w:rPr>
-          <w:sz w:val="30"/>
-          <w:szCs w:val="30"/>
-        </w:rPr>
-        <w:t xml:space="preserve"> 'Свободные одноместные номера на завтра:';</w:t>
-      </w:r>
-    </w:p>
-    <w:p>
-      <w:pPr>
-        <w:rPr>
-          <w:sz w:val="30"/>
-          <w:szCs w:val="30"/>
-        </w:rPr>
-      </w:pPr>
-    </w:p>
-    <w:p>
-      <w:pPr>
-        <w:rPr>
-          <w:sz w:val="30"/>
-          <w:szCs w:val="30"/>
-          <w:lang w:val="en-US"/>
-        </w:rPr>
-      </w:pPr>
-      <w:r>
-        <w:rPr>
-          <w:sz w:val="30"/>
-          <w:szCs w:val="30"/>
-        </w:rPr>
-        <w:t xml:space="preserve">    </w:t>
-      </w:r>
-      <w:r>
-        <w:rPr>
-          <w:sz w:val="30"/>
-          <w:szCs w:val="30"/>
-          <w:lang w:val="en-US"/>
-        </w:rPr>
-        <w:t xml:space="preserve">for </w:t>
-      </w:r>
-      <w:proofErr w:type="spellStart"/>
-      <w:r>
-        <w:rPr>
-          <w:sz w:val="30"/>
-          <w:szCs w:val="30"/>
-          <w:lang w:val="en-US"/>
-        </w:rPr>
-        <w:t>r_id</w:t>
-      </w:r>
-      <w:proofErr w:type="spellEnd"/>
-      <w:r>
-        <w:rPr>
-          <w:sz w:val="30"/>
-          <w:szCs w:val="30"/>
-          <w:lang w:val="en-US"/>
-        </w:rPr>
-        <w:t xml:space="preserve"> in</w:t>
-      </w:r>
-    </w:p>
-    <w:p>
-      <w:pPr>
-        <w:rPr>
-          <w:sz w:val="30"/>
-          <w:szCs w:val="30"/>
-          <w:lang w:val="en-US"/>
-        </w:rPr>
-      </w:pPr>
-      <w:r>
-        <w:rPr>
-          <w:sz w:val="30"/>
-          <w:szCs w:val="30"/>
-          <w:lang w:val="en-US"/>
-        </w:rPr>
-        <w:t xml:space="preserve">        select </w:t>
-      </w:r>
-      <w:proofErr w:type="spellStart"/>
-      <w:proofErr w:type="gramStart"/>
-      <w:r>
-        <w:rPr>
-          <w:sz w:val="30"/>
-          <w:szCs w:val="30"/>
-          <w:lang w:val="en-US"/>
-        </w:rPr>
-        <w:t>r.room</w:t>
-      </w:r>
-      <w:proofErr w:type="gramEnd"/>
-      <w:r>
-        <w:rPr>
-          <w:sz w:val="30"/>
-          <w:szCs w:val="30"/>
-          <w:lang w:val="en-US"/>
-        </w:rPr>
-        <w:t>_id</w:t>
-      </w:r>
-      <w:proofErr w:type="spellEnd"/>
-    </w:p>
-    <w:p>
-      <w:pPr>
-        <w:rPr>
-          <w:sz w:val="30"/>
-          <w:szCs w:val="30"/>
-          <w:lang w:val="en-US"/>
-        </w:rPr>
-      </w:pPr>
-      <w:r>
-        <w:rPr>
-          <w:sz w:val="30"/>
-          <w:szCs w:val="30"/>
-          <w:lang w:val="en-US"/>
-        </w:rPr>
-        <w:t xml:space="preserve">        from </w:t>
-      </w:r>
-      <w:proofErr w:type="spellStart"/>
-      <w:r>
-        <w:rPr>
-          <w:sz w:val="30"/>
-          <w:szCs w:val="30"/>
-          <w:lang w:val="en-US"/>
-        </w:rPr>
-        <w:t>hotel_</w:t>
-      </w:r>
-      <w:proofErr w:type="gramStart"/>
-      <w:r>
-        <w:rPr>
-          <w:sz w:val="30"/>
-          <w:szCs w:val="30"/>
-          <w:lang w:val="en-US"/>
-        </w:rPr>
-        <w:t>schema.rooms</w:t>
-      </w:r>
-      <w:proofErr w:type="spellEnd"/>
-      <w:proofErr w:type="gramEnd"/>
-      <w:r>
-        <w:rPr>
-          <w:sz w:val="30"/>
-          <w:szCs w:val="30"/>
-          <w:lang w:val="en-US"/>
-        </w:rPr>
-        <w:t xml:space="preserve"> r</w:t>
-      </w:r>
-    </w:p>
-    <w:p>
-      <w:pPr>
-        <w:rPr>
-          <w:sz w:val="30"/>
-          <w:szCs w:val="30"/>
-          <w:lang w:val="en-US"/>
-        </w:rPr>
-      </w:pPr>
-      <w:r>
-        <w:rPr>
-          <w:sz w:val="30"/>
-          <w:szCs w:val="30"/>
-          <w:lang w:val="en-US"/>
-        </w:rPr>
-        <w:t xml:space="preserve">        join </w:t>
-      </w:r>
-      <w:proofErr w:type="spellStart"/>
-      <w:r>
-        <w:rPr>
-          <w:sz w:val="30"/>
-          <w:szCs w:val="30"/>
-          <w:lang w:val="en-US"/>
-        </w:rPr>
-        <w:t>hotel_</w:t>
-      </w:r>
-      <w:proofErr w:type="gramStart"/>
-      <w:r>
-        <w:rPr>
-          <w:sz w:val="30"/>
-          <w:szCs w:val="30"/>
-          <w:lang w:val="en-US"/>
-        </w:rPr>
-        <w:t>schema.room</w:t>
-      </w:r>
-      <w:proofErr w:type="gramEnd"/>
-      <w:r>
-        <w:rPr>
-          <w:sz w:val="30"/>
-          <w:szCs w:val="30"/>
-          <w:lang w:val="en-US"/>
-        </w:rPr>
-        <w:t>_types</w:t>
-      </w:r>
-      <w:proofErr w:type="spellEnd"/>
-      <w:r>
-        <w:rPr>
-          <w:sz w:val="30"/>
-          <w:szCs w:val="30"/>
-          <w:lang w:val="en-US"/>
-        </w:rPr>
-        <w:t xml:space="preserve"> rt on </w:t>
-      </w:r>
-      <w:proofErr w:type="spellStart"/>
-      <w:proofErr w:type="gramStart"/>
-      <w:r>
-        <w:rPr>
-          <w:sz w:val="30"/>
-          <w:szCs w:val="30"/>
-          <w:lang w:val="en-US"/>
-        </w:rPr>
-        <w:t>rt.type</w:t>
-      </w:r>
-      <w:proofErr w:type="gramEnd"/>
-      <w:r>
-        <w:rPr>
-          <w:sz w:val="30"/>
-          <w:szCs w:val="30"/>
-          <w:lang w:val="en-US"/>
-        </w:rPr>
-        <w:t>_id</w:t>
-      </w:r>
-      <w:proofErr w:type="spellEnd"/>
-      <w:r>
-        <w:rPr>
-          <w:sz w:val="30"/>
-          <w:szCs w:val="30"/>
-          <w:lang w:val="en-US"/>
-        </w:rPr>
-        <w:t xml:space="preserve"> = </w:t>
-      </w:r>
-      <w:proofErr w:type="spellStart"/>
-      <w:proofErr w:type="gramStart"/>
-      <w:r>
-        <w:rPr>
-          <w:sz w:val="30"/>
-          <w:szCs w:val="30"/>
-          <w:lang w:val="en-US"/>
-        </w:rPr>
-        <w:t>r.type</w:t>
-      </w:r>
-      <w:proofErr w:type="gramEnd"/>
-      <w:r>
-        <w:rPr>
-          <w:sz w:val="30"/>
-          <w:szCs w:val="30"/>
-          <w:lang w:val="en-US"/>
-        </w:rPr>
-        <w:t>_id</w:t>
-      </w:r>
-      <w:proofErr w:type="spellEnd"/>
-    </w:p>
-    <w:p>
-      <w:pPr>
-        <w:rPr>
-          <w:sz w:val="30"/>
-          <w:szCs w:val="30"/>
-          <w:lang w:val="en-US"/>
-        </w:rPr>
-      </w:pPr>
-      <w:r>
-        <w:rPr>
-          <w:sz w:val="30"/>
-          <w:szCs w:val="30"/>
-          <w:lang w:val="en-US"/>
-        </w:rPr>
-        <w:t xml:space="preserve">        where </w:t>
-      </w:r>
-      <w:proofErr w:type="spellStart"/>
-      <w:proofErr w:type="gramStart"/>
-      <w:r>
-        <w:rPr>
-          <w:sz w:val="30"/>
-          <w:szCs w:val="30"/>
-          <w:lang w:val="en-US"/>
-        </w:rPr>
-        <w:t>rt.number</w:t>
-      </w:r>
-      <w:proofErr w:type="gramEnd"/>
-      <w:r>
-        <w:rPr>
-          <w:sz w:val="30"/>
-          <w:szCs w:val="30"/>
-          <w:lang w:val="en-US"/>
-        </w:rPr>
-        <w:t>_of_seats</w:t>
-      </w:r>
-      <w:proofErr w:type="spellEnd"/>
-      <w:r>
-        <w:rPr>
-          <w:sz w:val="30"/>
-          <w:szCs w:val="30"/>
-          <w:lang w:val="en-US"/>
-        </w:rPr>
-        <w:t xml:space="preserve"> = 1</w:t>
-      </w:r>
-    </w:p>
-    <w:p>
-      <w:pPr>
-        <w:rPr>
-          <w:sz w:val="30"/>
-          <w:szCs w:val="30"/>
-          <w:lang w:val="en-US"/>
-        </w:rPr>
-      </w:pPr>
-      <w:r>
-        <w:rPr>
-          <w:sz w:val="30"/>
-          <w:szCs w:val="30"/>
-          <w:lang w:val="en-US"/>
-        </w:rPr>
-        <w:t xml:space="preserve">          and </w:t>
-      </w:r>
-      <w:proofErr w:type="spellStart"/>
-      <w:proofErr w:type="gramStart"/>
-      <w:r>
-        <w:rPr>
-          <w:sz w:val="30"/>
-          <w:szCs w:val="30"/>
-          <w:lang w:val="en-US"/>
-        </w:rPr>
-        <w:t>r.room</w:t>
-      </w:r>
-      <w:proofErr w:type="gramEnd"/>
-      <w:r>
-        <w:rPr>
-          <w:sz w:val="30"/>
-          <w:szCs w:val="30"/>
-          <w:lang w:val="en-US"/>
-        </w:rPr>
-        <w:t>_id</w:t>
-      </w:r>
-      <w:proofErr w:type="spellEnd"/>
-      <w:r>
-        <w:rPr>
-          <w:sz w:val="30"/>
-          <w:szCs w:val="30"/>
-          <w:lang w:val="en-US"/>
-        </w:rPr>
-        <w:t xml:space="preserve"> not in (</w:t>
-      </w:r>
-    </w:p>
-    <w:p>
-      <w:pPr>
-        <w:rPr>
-          <w:sz w:val="30"/>
-          <w:szCs w:val="30"/>
-          <w:lang w:val="en-US"/>
-        </w:rPr>
-      </w:pPr>
-      <w:r>
-        <w:rPr>
-          <w:sz w:val="30"/>
-          <w:szCs w:val="30"/>
-          <w:lang w:val="en-US"/>
-        </w:rPr>
-        <w:t xml:space="preserve">            select </w:t>
-      </w:r>
-      <w:proofErr w:type="spellStart"/>
-      <w:proofErr w:type="gramStart"/>
-      <w:r>
-        <w:rPr>
-          <w:sz w:val="30"/>
-          <w:szCs w:val="30"/>
-          <w:lang w:val="en-US"/>
-        </w:rPr>
-        <w:t>b.room</w:t>
-      </w:r>
-      <w:proofErr w:type="gramEnd"/>
-      <w:r>
-        <w:rPr>
-          <w:sz w:val="30"/>
-          <w:szCs w:val="30"/>
-          <w:lang w:val="en-US"/>
-        </w:rPr>
-        <w:t>_id</w:t>
-      </w:r>
-      <w:proofErr w:type="spellEnd"/>
-    </w:p>
-    <w:p>
-      <w:pPr>
-        <w:rPr>
-          <w:sz w:val="30"/>
-          <w:szCs w:val="30"/>
-          <w:lang w:val="en-US"/>
-        </w:rPr>
-      </w:pPr>
-      <w:r>
-        <w:rPr>
-          <w:sz w:val="30"/>
-          <w:szCs w:val="30"/>
-          <w:lang w:val="en-US"/>
-        </w:rPr>
-        <w:t xml:space="preserve">            from </w:t>
-      </w:r>
-      <w:proofErr w:type="spellStart"/>
-      <w:r>
-        <w:rPr>
-          <w:sz w:val="30"/>
-          <w:szCs w:val="30"/>
-          <w:lang w:val="en-US"/>
-        </w:rPr>
-        <w:t>hotel_</w:t>
-      </w:r>
-      <w:proofErr w:type="gramStart"/>
-      <w:r>
-        <w:rPr>
-          <w:sz w:val="30"/>
-          <w:szCs w:val="30"/>
-          <w:lang w:val="en-US"/>
-        </w:rPr>
-        <w:t>schema.bookings</w:t>
-      </w:r>
-      <w:proofErr w:type="spellEnd"/>
-      <w:proofErr w:type="gramEnd"/>
-      <w:r>
-        <w:rPr>
-          <w:sz w:val="30"/>
-          <w:szCs w:val="30"/>
-          <w:lang w:val="en-US"/>
-        </w:rPr>
-        <w:t xml:space="preserve"> b</w:t>
-      </w:r>
-    </w:p>
-    <w:p>
-      <w:pPr>
-        <w:rPr>
-          <w:sz w:val="30"/>
-          <w:szCs w:val="30"/>
-          <w:lang w:val="en-US"/>
-        </w:rPr>
-      </w:pPr>
-      <w:r>
-        <w:rPr>
-          <w:sz w:val="30"/>
-          <w:szCs w:val="30"/>
-          <w:lang w:val="en-US"/>
-        </w:rPr>
-        <w:t xml:space="preserve">            where </w:t>
-      </w:r>
-      <w:proofErr w:type="spellStart"/>
-      <w:proofErr w:type="gramStart"/>
-      <w:r>
-        <w:rPr>
-          <w:sz w:val="30"/>
-          <w:szCs w:val="30"/>
-          <w:lang w:val="en-US"/>
-        </w:rPr>
-        <w:t>b.check</w:t>
-      </w:r>
-      <w:proofErr w:type="gramEnd"/>
-      <w:r>
-        <w:rPr>
-          <w:sz w:val="30"/>
-          <w:szCs w:val="30"/>
-          <w:lang w:val="en-US"/>
-        </w:rPr>
-        <w:t>_in</w:t>
-      </w:r>
-      <w:proofErr w:type="spellEnd"/>
-      <w:r>
-        <w:rPr>
-          <w:sz w:val="30"/>
-          <w:szCs w:val="30"/>
-          <w:lang w:val="en-US"/>
-        </w:rPr>
-        <w:t xml:space="preserve"> &lt;= </w:t>
-      </w:r>
-      <w:proofErr w:type="spellStart"/>
-      <w:r>
-        <w:rPr>
-          <w:sz w:val="30"/>
-          <w:szCs w:val="30"/>
-          <w:lang w:val="en-US"/>
-        </w:rPr>
-        <w:t>current_date</w:t>
-      </w:r>
-      <w:proofErr w:type="spellEnd"/>
-      <w:r>
-        <w:rPr>
-          <w:sz w:val="30"/>
-          <w:szCs w:val="30"/>
-          <w:lang w:val="en-US"/>
-        </w:rPr>
-        <w:t xml:space="preserve"> + 1</w:t>
-      </w:r>
-    </w:p>
-    <w:p>
-      <w:pPr>
-        <w:rPr>
-          <w:sz w:val="30"/>
-          <w:szCs w:val="30"/>
-          <w:lang w:val="en-US"/>
-        </w:rPr>
-      </w:pPr>
-      <w:r>
-        <w:rPr>
-          <w:sz w:val="30"/>
-          <w:szCs w:val="30"/>
-          <w:lang w:val="en-US"/>
-        </w:rPr>
-        <w:t xml:space="preserve">              and </w:t>
-      </w:r>
-      <w:proofErr w:type="spellStart"/>
-      <w:proofErr w:type="gramStart"/>
-      <w:r>
-        <w:rPr>
-          <w:sz w:val="30"/>
-          <w:szCs w:val="30"/>
-          <w:lang w:val="en-US"/>
-        </w:rPr>
-        <w:t>b.check</w:t>
-      </w:r>
-      <w:proofErr w:type="gramEnd"/>
-      <w:r>
-        <w:rPr>
-          <w:sz w:val="30"/>
-          <w:szCs w:val="30"/>
-          <w:lang w:val="en-US"/>
-        </w:rPr>
-        <w:t>_out</w:t>
-      </w:r>
-      <w:proofErr w:type="spellEnd"/>
-      <w:r>
-        <w:rPr>
-          <w:sz w:val="30"/>
-          <w:szCs w:val="30"/>
-          <w:lang w:val="en-US"/>
-        </w:rPr>
-        <w:t xml:space="preserve"> &gt; </w:t>
-      </w:r>
-      <w:proofErr w:type="spellStart"/>
-      <w:r>
-        <w:rPr>
-          <w:sz w:val="30"/>
-          <w:szCs w:val="30"/>
-          <w:lang w:val="en-US"/>
-        </w:rPr>
-        <w:t>current_date</w:t>
-      </w:r>
-      <w:proofErr w:type="spellEnd"/>
-      <w:r>
-        <w:rPr>
-          <w:sz w:val="30"/>
-          <w:szCs w:val="30"/>
-          <w:lang w:val="en-US"/>
-        </w:rPr>
-        <w:t xml:space="preserve"> + 1</w:t>
-      </w:r>
-    </w:p>
-    <w:p>
-      <w:pPr>
-        <w:rPr>
-          <w:sz w:val="30"/>
-          <w:szCs w:val="30"/>
-          <w:lang w:val="en-US"/>
-        </w:rPr>
-      </w:pPr>
-      <w:r>
-        <w:rPr>
-          <w:sz w:val="30"/>
-          <w:szCs w:val="30"/>
-          <w:lang w:val="en-US"/>
-        </w:rPr>
-        <w:t xml:space="preserve">              and </w:t>
-      </w:r>
-      <w:proofErr w:type="spellStart"/>
-      <w:proofErr w:type="gramStart"/>
-      <w:r>
-        <w:rPr>
-          <w:sz w:val="30"/>
-          <w:szCs w:val="30"/>
-          <w:lang w:val="en-US"/>
-        </w:rPr>
-        <w:t>b.status</w:t>
-      </w:r>
-      <w:proofErr w:type="spellEnd"/>
-      <w:proofErr w:type="gramEnd"/>
-      <w:r>
-        <w:rPr>
-          <w:sz w:val="30"/>
-          <w:szCs w:val="30"/>
-          <w:lang w:val="en-US"/>
-        </w:rPr>
-        <w:t xml:space="preserve"> = 'active'</w:t>
-      </w:r>
-    </w:p>
-    <w:p>
-      <w:pPr>
-        <w:rPr>
-          <w:sz w:val="30"/>
-          <w:szCs w:val="30"/>
-          <w:lang w:val="en-US"/>
-        </w:rPr>
-      </w:pPr>
-      <w:r>
-        <w:rPr>
-          <w:sz w:val="30"/>
-          <w:szCs w:val="30"/>
-          <w:lang w:val="en-US"/>
-        </w:rPr>
-        <w:t xml:space="preserve">          )</w:t>
-      </w:r>
-    </w:p>
-    <w:p>
-      <w:pPr>
-        <w:rPr>
-          <w:sz w:val="30"/>
-          <w:szCs w:val="30"/>
-          <w:lang w:val="en-US"/>
-        </w:rPr>
-      </w:pPr>
-      <w:r>
-        <w:rPr>
-          <w:sz w:val="30"/>
-          <w:szCs w:val="30"/>
-          <w:lang w:val="en-US"/>
-        </w:rPr>
-        <w:t xml:space="preserve">    loop</w:t>
-      </w:r>
-    </w:p>
-    <w:p>
-      <w:pPr>
-        <w:rPr>
-          <w:sz w:val="30"/>
-          <w:szCs w:val="30"/>
-          <w:lang w:val="en-US"/>
-        </w:rPr>
-      </w:pPr>
-      <w:r>
-        <w:rPr>
-          <w:sz w:val="30"/>
-          <w:szCs w:val="30"/>
-          <w:lang w:val="en-US"/>
-        </w:rPr>
-        <w:t xml:space="preserve">        raise notice '</w:t>
-      </w:r>
-      <w:proofErr w:type="spellStart"/>
-      <w:r>
-        <w:rPr>
-          <w:sz w:val="30"/>
-          <w:szCs w:val="30"/>
-          <w:lang w:val="en-US"/>
-        </w:rPr>
-        <w:t>room_id</w:t>
-      </w:r>
-      <w:proofErr w:type="spellEnd"/>
-      <w:r>
-        <w:rPr>
-          <w:sz w:val="30"/>
-          <w:szCs w:val="30"/>
-          <w:lang w:val="en-US"/>
-        </w:rPr>
-        <w:t xml:space="preserve"> = %', </w:t>
-      </w:r>
-      <w:proofErr w:type="spellStart"/>
-      <w:r>
-        <w:rPr>
-          <w:sz w:val="30"/>
-          <w:szCs w:val="30"/>
-          <w:lang w:val="en-US"/>
-        </w:rPr>
-        <w:t>r_id</w:t>
-      </w:r>
-      <w:proofErr w:type="spellEnd"/>
-      <w:r>
-        <w:rPr>
-          <w:sz w:val="30"/>
-          <w:szCs w:val="30"/>
-          <w:lang w:val="en-US"/>
-        </w:rPr>
-        <w:t>;</w:t>
-      </w:r>
-    </w:p>
-    <w:p>
-      <w:pPr>
-        <w:rPr>
-          <w:sz w:val="30"/>
-          <w:szCs w:val="30"/>
-          <w:lang w:val="en-US"/>
-        </w:rPr>
-      </w:pPr>
-      <w:r>
-        <w:rPr>
-          <w:sz w:val="30"/>
-          <w:szCs w:val="30"/>
-          <w:lang w:val="en-US"/>
-        </w:rPr>
-        <w:t xml:space="preserve">    end loop;</w:t>
-      </w:r>
-    </w:p>
-    <w:p>
-      <w:pPr>
-        <w:rPr>
-          <w:sz w:val="30"/>
-          <w:szCs w:val="30"/>
-          <w:lang w:val="en-US"/>
-        </w:rPr>
-      </w:pPr>
-      <w:r>
-        <w:rPr>
-          <w:sz w:val="30"/>
-          <w:szCs w:val="30"/>
-          <w:lang w:val="en-US"/>
-        </w:rPr>
-        <w:t>end;</w:t>
-      </w:r>
-    </w:p>
-    <w:p>
-      <w:pPr>
-        <w:rPr>
-          <w:sz w:val="30"/>
-          <w:szCs w:val="30"/>
-        </w:rPr>
-      </w:pPr>
-      <w:r>
-        <w:rPr>
-          <w:sz w:val="30"/>
-          <w:szCs w:val="30"/>
-          <w:lang w:val="en-US"/>
-        </w:rPr>
-        <w:t>$$;</w:t>
-      </w:r>
-    </w:p>
-    <w:p>
-      <w:pPr>
-        <w:rPr>
-          <w:sz w:val="30"/>
-          <w:szCs w:val="30"/>
-          <w:lang w:val="en-US"/>
-        </w:rPr>
-      </w:pPr>
-      <w:r>
-        <w:rPr>
-          <w:sz w:val="30"/>
-          <w:szCs w:val="30"/>
-        </w:rPr>
-        <w:t>Проверка</w:t>
-      </w:r>
-    </w:p>
-    <w:p>
-      <w:pPr>
-        <w:rPr>
-          <w:b/>
-          <w:bCs/>
-          <w:sz w:val="30"/>
-          <w:szCs w:val="30"/>
-        </w:rPr>
-      </w:pPr>
-      <w:r>
-        <w:rPr>
-          <w:b/>
-          <w:bCs/>
+          <w:noProof/>
           <w:sz w:val="30"/>
           <w:szCs w:val="30"/>
         </w:rPr>
@@ -10468,6 +10444,7 @@
           <w:bCs/>
           <w:sz w:val="30"/>
           <w:szCs w:val="30"/>
+          <w:lang w:val="en-US"/>
         </w:rPr>
       </w:pPr>
       <w:r>
@@ -10486,6 +10463,7 @@
           <w:bCs/>
           <w:sz w:val="30"/>
           <w:szCs w:val="30"/>
+          <w:lang w:val="en-US"/>
         </w:rPr>
         <w:t xml:space="preserve"> 3 </w:t>
       </w:r>
@@ -10496,7 +10474,7 @@
           <w:sz w:val="30"/>
           <w:szCs w:val="30"/>
         </w:rPr>
-        <w:t>изменения статуса бронирования</w:t>
+        <w:t xml:space="preserve">исключение занятых </w:t>
       </w:r>
     </w:p>
     <w:p>
@@ -10732,6 +10710,7 @@
         <w:rPr>
           <w:sz w:val="30"/>
           <w:szCs w:val="30"/>
+          <w:lang w:val="en-US"/>
         </w:rPr>
         <w:t xml:space="preserve"> </w:t>
       </w:r>
@@ -10924,6 +10903,7 @@
         <w:rPr>
           <w:sz w:val="30"/>
           <w:szCs w:val="30"/>
+          <w:lang w:val="en-US"/>
         </w:rPr>
       </w:pPr>
       <w:r>
@@ -11543,6 +11523,7 @@
         <w:rPr>
           <w:sz w:val="30"/>
           <w:szCs w:val="30"/>
+          <w:lang w:val="en-US"/>
         </w:rPr>
       </w:pPr>
       <w:r>
@@ -12184,22 +12165,32 @@
           <w:sz w:val="30"/>
           <w:szCs w:val="30"/>
         </w:rPr>
-        <w:t>До процедуры</w:t>
-      </w:r>
-    </w:p>
-    <w:p>
-      <w:pPr>
+        <w:t>после</w:t>
+      </w:r>
+      <w:r>
         <w:rPr>
           <w:b/>
           <w:bCs/>
           <w:sz w:val="30"/>
           <w:szCs w:val="30"/>
         </w:rPr>
-      </w:pPr>
-      <w:r>
+        <w:t xml:space="preserve"> процедуры</w:t>
+      </w:r>
+    </w:p>
+    <w:p>
+      <w:pPr>
         <w:rPr>
           <w:b/>
           <w:bCs/>
+          <w:sz w:val="30"/>
+          <w:szCs w:val="30"/>
+        </w:rPr>
+      </w:pPr>
+      <w:r>
+        <w:rPr>
+          <w:b/>
+          <w:bCs/>
+          <w:noProof/>
           <w:sz w:val="30"/>
           <w:szCs w:val="30"/>
         </w:rPr>
@@ -12256,7 +12247,7 @@
           <w:sz w:val="30"/>
           <w:szCs w:val="30"/>
         </w:rPr>
-        <w:t xml:space="preserve">После </w:t>
+        <w:t>до</w:t>
       </w:r>
     </w:p>
     <w:p>
@@ -12275,6 +12266,7 @@
         <w:rPr>
           <w:b/>
           <w:bCs/>
+          <w:noProof/>
           <w:sz w:val="30"/>
           <w:szCs w:val="30"/>
         </w:rPr>
@@ -14424,6 +14416,7 @@
   <w:style w:type="character" w:default="1" w:styleId="DefaultParagraphFont">
     <w:name w:val="Default Paragraph Font"/>
     <w:uiPriority w:val="1"/>
+    <w:semiHidden/>
     <w:unhideWhenUsed/>
   </w:style>
   <w:style w:type="table" w:default="1" w:styleId="TableNormal">
